--- a/doc/Setup - AWS Fraud Detector - Magento Integration.docx
+++ b/doc/Setup - AWS Fraud Detector - Magento Integration.docx
@@ -19,7 +19,31 @@
           <w:sz w:val="52"/>
           <w:szCs w:val="52"/>
         </w:rPr>
-        <w:t>AWS Steps</w:t>
+        <w:t xml:space="preserve">AWS </w:t>
+      </w:r>
+      <w:r>
+        <w:rPr>
+          <w:b/>
+          <w:bCs/>
+          <w:sz w:val="52"/>
+          <w:szCs w:val="52"/>
+        </w:rPr>
+        <w:t xml:space="preserve">Setup </w:t>
+      </w:r>
+      <w:r>
+        <w:rPr>
+          <w:b/>
+          <w:bCs/>
+          <w:sz w:val="52"/>
+          <w:szCs w:val="52"/>
+        </w:rPr>
+        <w:t>Steps</w:t>
+      </w:r>
+    </w:p>
+    <w:p/>
+    <w:p>
+      <w:r>
+        <w:t>Steps for setting up fraud detector data in AWS console.</w:t>
       </w:r>
     </w:p>
     <w:p>
@@ -82,6 +106,16 @@
       <w:r>
         <w:br/>
       </w:r>
+    </w:p>
+    <w:p>
+      <w:pPr>
+        <w:rPr>
+          <w:b/>
+          <w:bCs/>
+          <w:sz w:val="32"/>
+          <w:szCs w:val="32"/>
+        </w:rPr>
+      </w:pPr>
       <w:r>
         <w:rPr>
           <w:b/>
@@ -89,12 +123,102 @@
           <w:sz w:val="32"/>
           <w:szCs w:val="32"/>
         </w:rPr>
+        <w:br w:type="page"/>
+      </w:r>
+    </w:p>
+    <w:p>
+      <w:pPr>
+        <w:rPr>
+          <w:b/>
+          <w:bCs/>
+          <w:sz w:val="32"/>
+          <w:szCs w:val="32"/>
+        </w:rPr>
+      </w:pPr>
+      <w:r>
+        <w:rPr>
+          <w:b/>
+          <w:bCs/>
+          <w:sz w:val="32"/>
+          <w:szCs w:val="32"/>
+        </w:rPr>
+        <w:lastRenderedPageBreak/>
         <w:t>Variables</w:t>
       </w:r>
     </w:p>
     <w:p>
       <w:r>
-        <w:t>What we have now.</w:t>
+        <w:t>Go to AWS Console &gt; Fraud Detector service.  Under Resources &gt; Variables we will add all necessary variables.</w:t>
+      </w:r>
+    </w:p>
+    <w:p/>
+    <w:p>
+      <w:pPr>
+        <w:rPr>
+          <w:b/>
+          <w:bCs/>
+          <w:sz w:val="32"/>
+          <w:szCs w:val="32"/>
+        </w:rPr>
+      </w:pPr>
+      <w:r>
+        <w:rPr>
+          <w:b/>
+          <w:bCs/>
+          <w:noProof/>
+          <w:sz w:val="32"/>
+          <w:szCs w:val="32"/>
+        </w:rPr>
+        <w:drawing>
+          <wp:inline distT="0" distB="0" distL="0" distR="0" wp14:anchorId="7DDD4761" wp14:editId="7634A554">
+            <wp:extent cx="6858000" cy="4500880"/>
+            <wp:effectExtent l="0" t="0" r="0" b="0"/>
+            <wp:docPr id="1" name="Picture 1" descr="Graphical user interface, application&#10;&#10;Description automatically generated"/>
+            <wp:cNvGraphicFramePr>
+              <a:graphicFrameLocks xmlns:a="http://schemas.openxmlformats.org/drawingml/2006/main" noChangeAspect="1"/>
+            </wp:cNvGraphicFramePr>
+            <a:graphic xmlns:a="http://schemas.openxmlformats.org/drawingml/2006/main">
+              <a:graphicData uri="http://schemas.openxmlformats.org/drawingml/2006/picture">
+                <pic:pic xmlns:pic="http://schemas.openxmlformats.org/drawingml/2006/picture">
+                  <pic:nvPicPr>
+                    <pic:cNvPr id="1" name="Picture 1" descr="Graphical user interface, application&#10;&#10;Description automatically generated"/>
+                    <pic:cNvPicPr/>
+                  </pic:nvPicPr>
+                  <pic:blipFill>
+                    <a:blip r:embed="rId6">
+                      <a:extLst>
+                        <a:ext uri="{28A0092B-C50C-407E-A947-70E740481C1C}">
+                          <a14:useLocalDpi xmlns:a14="http://schemas.microsoft.com/office/drawing/2010/main" val="0"/>
+                        </a:ext>
+                      </a:extLst>
+                    </a:blip>
+                    <a:stretch>
+                      <a:fillRect/>
+                    </a:stretch>
+                  </pic:blipFill>
+                  <pic:spPr>
+                    <a:xfrm>
+                      <a:off x="0" y="0"/>
+                      <a:ext cx="6858000" cy="4500880"/>
+                    </a:xfrm>
+                    <a:prstGeom prst="rect">
+                      <a:avLst/>
+                    </a:prstGeom>
+                  </pic:spPr>
+                </pic:pic>
+              </a:graphicData>
+            </a:graphic>
+          </wp:inline>
+        </w:drawing>
+      </w:r>
+    </w:p>
+    <w:p/>
+    <w:p>
+      <w:r>
+        <w:t>Variables that are part of the model data upload</w:t>
+      </w:r>
+      <w:r>
+        <w:t>.</w:t>
       </w:r>
     </w:p>
     <w:tbl>
@@ -268,7 +392,7 @@
                 <w:szCs w:val="21"/>
               </w:rPr>
             </w:pPr>
-            <w:hyperlink r:id="rId6" w:anchor="getVariables/customer_firstname" w:history="1">
+            <w:hyperlink r:id="rId7" w:anchor="getVariables/customer_firstname" w:history="1">
               <w:proofErr w:type="spellStart"/>
               <w:r>
                 <w:rPr>
@@ -382,7 +506,7 @@
                 <w:szCs w:val="21"/>
               </w:rPr>
             </w:pPr>
-            <w:hyperlink r:id="rId7" w:anchor="getVariables/customer_lastname" w:history="1">
+            <w:hyperlink r:id="rId8" w:anchor="getVariables/customer_lastname" w:history="1">
               <w:proofErr w:type="spellStart"/>
               <w:r>
                 <w:rPr>
@@ -496,7 +620,7 @@
                 <w:szCs w:val="21"/>
               </w:rPr>
             </w:pPr>
-            <w:hyperlink r:id="rId8" w:anchor="getVariables/email_address" w:history="1">
+            <w:hyperlink r:id="rId9" w:anchor="getVariables/email_address" w:history="1">
               <w:proofErr w:type="spellStart"/>
               <w:r>
                 <w:rPr>
@@ -610,7 +734,7 @@
                 <w:szCs w:val="21"/>
               </w:rPr>
             </w:pPr>
-            <w:hyperlink r:id="rId9" w:anchor="getVariables/enerco_historic_insightscore" w:history="1">
+            <w:hyperlink r:id="rId10" w:anchor="getVariables/enerco_historic_insightscore" w:history="1">
               <w:proofErr w:type="spellStart"/>
               <w:r>
                 <w:rPr>
@@ -724,7 +848,7 @@
                 <w:szCs w:val="21"/>
               </w:rPr>
             </w:pPr>
-            <w:hyperlink r:id="rId10" w:anchor="getVariables/enerco_historic_m1_insightscore" w:history="1">
+            <w:hyperlink r:id="rId11" w:anchor="getVariables/enerco_historic_m1_insightscore" w:history="1">
               <w:r>
                 <w:rPr>
                   <w:rStyle w:val="Hyperlink"/>
@@ -836,7 +960,7 @@
                 <w:szCs w:val="21"/>
               </w:rPr>
             </w:pPr>
-            <w:hyperlink r:id="rId11" w:anchor="getVariables/ip_address" w:history="1">
+            <w:hyperlink r:id="rId12" w:anchor="getVariables/ip_address" w:history="1">
               <w:proofErr w:type="spellStart"/>
               <w:r>
                 <w:rPr>
@@ -950,7 +1074,7 @@
                 <w:szCs w:val="21"/>
               </w:rPr>
             </w:pPr>
-            <w:hyperlink r:id="rId12" w:anchor="getVariables/order_entity_id" w:history="1">
+            <w:hyperlink r:id="rId13" w:anchor="getVariables/order_entity_id" w:history="1">
               <w:proofErr w:type="spellStart"/>
               <w:r>
                 <w:rPr>
@@ -1064,7 +1188,7 @@
                 <w:szCs w:val="21"/>
               </w:rPr>
             </w:pPr>
-            <w:hyperlink r:id="rId13" w:anchor="getVariables/order_id" w:history="1">
+            <w:hyperlink r:id="rId14" w:anchor="getVariables/order_id" w:history="1">
               <w:proofErr w:type="spellStart"/>
               <w:r>
                 <w:rPr>
@@ -1178,7 +1302,7 @@
                 <w:szCs w:val="21"/>
               </w:rPr>
             </w:pPr>
-            <w:hyperlink r:id="rId14" w:anchor="getVariables/price" w:history="1">
+            <w:hyperlink r:id="rId15" w:anchor="getVariables/price" w:history="1">
               <w:r>
                 <w:rPr>
                   <w:rStyle w:val="Hyperlink"/>
@@ -1276,13 +1400,13 @@
     <w:p/>
     <w:p>
       <w:r>
-        <w:t xml:space="preserve">Set up these </w:t>
+        <w:t>Additional v</w:t>
       </w:r>
       <w:r>
-        <w:t>variables</w:t>
+        <w:t>ariables</w:t>
       </w:r>
       <w:r>
-        <w:t>.</w:t>
+        <w:t xml:space="preserve"> that will be sent from Magento to AWS</w:t>
       </w:r>
     </w:p>
     <w:tbl>
@@ -1302,8 +1426,7 @@
         <w:gridCol w:w="1080"/>
         <w:gridCol w:w="2857"/>
         <w:gridCol w:w="1643"/>
-        <w:gridCol w:w="970"/>
-        <w:gridCol w:w="900"/>
+        <w:gridCol w:w="985"/>
       </w:tblGrid>
       <w:tr>
         <w:trPr>
@@ -1440,7 +1563,7 @@
         </w:tc>
         <w:tc>
           <w:tcPr>
-            <w:tcW w:w="870" w:type="dxa"/>
+            <w:tcW w:w="925" w:type="dxa"/>
           </w:tcPr>
           <w:p>
             <w:pPr>
@@ -1466,37 +1589,6 @@
                 <w:szCs w:val="21"/>
               </w:rPr>
               <w:t>Required</w:t>
-            </w:r>
-          </w:p>
-        </w:tc>
-        <w:tc>
-          <w:tcPr>
-            <w:tcW w:w="855" w:type="dxa"/>
-          </w:tcPr>
-          <w:p>
-            <w:pPr>
-              <w:jc w:val="center"/>
-              <w:rPr>
-                <w:rStyle w:val="awsui-table-header-content"/>
-                <w:rFonts w:ascii="Helvetica Neue" w:hAnsi="Helvetica Neue"/>
-                <w:b/>
-                <w:bCs/>
-                <w:color w:val="16191F"/>
-                <w:sz w:val="21"/>
-                <w:szCs w:val="21"/>
-              </w:rPr>
-            </w:pPr>
-            <w:r>
-              <w:rPr>
-                <w:rStyle w:val="awsui-table-header-content"/>
-                <w:rFonts w:ascii="Helvetica Neue" w:hAnsi="Helvetica Neue"/>
-                <w:b/>
-                <w:bCs/>
-                <w:color w:val="16191F"/>
-                <w:sz w:val="21"/>
-                <w:szCs w:val="21"/>
-              </w:rPr>
-              <w:t>Added</w:t>
             </w:r>
           </w:p>
         </w:tc>
@@ -1520,7 +1612,7 @@
                 <w:szCs w:val="21"/>
               </w:rPr>
             </w:pPr>
-            <w:hyperlink r:id="rId15" w:anchor="getVariables/billing_address_1" w:history="1">
+            <w:hyperlink r:id="rId16" w:anchor="getVariables/billing_address_1" w:history="1">
               <w:r>
                 <w:rPr>
                   <w:rStyle w:val="Hyperlink"/>
@@ -1614,7 +1706,7 @@
         </w:tc>
         <w:tc>
           <w:tcPr>
-            <w:tcW w:w="870" w:type="dxa"/>
+            <w:tcW w:w="925" w:type="dxa"/>
           </w:tcPr>
           <w:p>
             <w:pPr>
@@ -1635,22 +1727,6 @@
               </w:rPr>
               <w:t>Yes</w:t>
             </w:r>
-          </w:p>
-        </w:tc>
-        <w:tc>
-          <w:tcPr>
-            <w:tcW w:w="855" w:type="dxa"/>
-          </w:tcPr>
-          <w:p>
-            <w:pPr>
-              <w:jc w:val="center"/>
-              <w:rPr>
-                <w:rFonts w:ascii="Helvetica Neue" w:hAnsi="Helvetica Neue"/>
-                <w:color w:val="16191F"/>
-                <w:sz w:val="21"/>
-                <w:szCs w:val="21"/>
-              </w:rPr>
-            </w:pPr>
           </w:p>
         </w:tc>
       </w:tr>
@@ -1673,7 +1749,7 @@
                 <w:szCs w:val="21"/>
               </w:rPr>
             </w:pPr>
-            <w:hyperlink r:id="rId16" w:anchor="getVariables/billing_city" w:history="1">
+            <w:hyperlink r:id="rId17" w:anchor="getVariables/billing_city" w:history="1">
               <w:proofErr w:type="spellStart"/>
               <w:r>
                 <w:rPr>
@@ -1769,7 +1845,7 @@
         </w:tc>
         <w:tc>
           <w:tcPr>
-            <w:tcW w:w="870" w:type="dxa"/>
+            <w:tcW w:w="925" w:type="dxa"/>
           </w:tcPr>
           <w:p>
             <w:pPr>
@@ -1790,22 +1866,6 @@
               </w:rPr>
               <w:t>Yes</w:t>
             </w:r>
-          </w:p>
-        </w:tc>
-        <w:tc>
-          <w:tcPr>
-            <w:tcW w:w="855" w:type="dxa"/>
-          </w:tcPr>
-          <w:p>
-            <w:pPr>
-              <w:jc w:val="center"/>
-              <w:rPr>
-                <w:rFonts w:ascii="Helvetica Neue" w:hAnsi="Helvetica Neue"/>
-                <w:color w:val="16191F"/>
-                <w:sz w:val="21"/>
-                <w:szCs w:val="21"/>
-              </w:rPr>
-            </w:pPr>
           </w:p>
         </w:tc>
       </w:tr>
@@ -1828,7 +1888,7 @@
                 <w:szCs w:val="21"/>
               </w:rPr>
             </w:pPr>
-            <w:hyperlink r:id="rId17" w:anchor="getVariables/billing_country" w:history="1">
+            <w:hyperlink r:id="rId18" w:anchor="getVariables/billing_country" w:history="1">
               <w:proofErr w:type="spellStart"/>
               <w:r>
                 <w:rPr>
@@ -1924,7 +1984,7 @@
         </w:tc>
         <w:tc>
           <w:tcPr>
-            <w:tcW w:w="870" w:type="dxa"/>
+            <w:tcW w:w="925" w:type="dxa"/>
           </w:tcPr>
           <w:p>
             <w:pPr>
@@ -1945,22 +2005,6 @@
               </w:rPr>
               <w:t>Yes</w:t>
             </w:r>
-          </w:p>
-        </w:tc>
-        <w:tc>
-          <w:tcPr>
-            <w:tcW w:w="855" w:type="dxa"/>
-          </w:tcPr>
-          <w:p>
-            <w:pPr>
-              <w:jc w:val="center"/>
-              <w:rPr>
-                <w:rFonts w:ascii="Helvetica Neue" w:hAnsi="Helvetica Neue"/>
-                <w:color w:val="16191F"/>
-                <w:sz w:val="21"/>
-                <w:szCs w:val="21"/>
-              </w:rPr>
-            </w:pPr>
           </w:p>
         </w:tc>
       </w:tr>
@@ -1983,7 +2027,7 @@
                 <w:szCs w:val="21"/>
               </w:rPr>
             </w:pPr>
-            <w:hyperlink r:id="rId18" w:anchor="getVariables/billing_name" w:history="1">
+            <w:hyperlink r:id="rId19" w:anchor="getVariables/billing_name" w:history="1">
               <w:proofErr w:type="spellStart"/>
               <w:r>
                 <w:rPr>
@@ -2079,7 +2123,7 @@
         </w:tc>
         <w:tc>
           <w:tcPr>
-            <w:tcW w:w="870" w:type="dxa"/>
+            <w:tcW w:w="925" w:type="dxa"/>
           </w:tcPr>
           <w:p>
             <w:pPr>
@@ -2100,22 +2144,6 @@
               </w:rPr>
               <w:t>Yes</w:t>
             </w:r>
-          </w:p>
-        </w:tc>
-        <w:tc>
-          <w:tcPr>
-            <w:tcW w:w="855" w:type="dxa"/>
-          </w:tcPr>
-          <w:p>
-            <w:pPr>
-              <w:jc w:val="center"/>
-              <w:rPr>
-                <w:rFonts w:ascii="Helvetica Neue" w:hAnsi="Helvetica Neue"/>
-                <w:color w:val="16191F"/>
-                <w:sz w:val="21"/>
-                <w:szCs w:val="21"/>
-              </w:rPr>
-            </w:pPr>
           </w:p>
         </w:tc>
       </w:tr>
@@ -2138,7 +2166,7 @@
                 <w:szCs w:val="21"/>
               </w:rPr>
             </w:pPr>
-            <w:hyperlink r:id="rId19" w:anchor="getVariables/billing_phone_number" w:history="1">
+            <w:hyperlink r:id="rId20" w:anchor="getVariables/billing_phone_number" w:history="1">
               <w:proofErr w:type="spellStart"/>
               <w:r>
                 <w:rPr>
@@ -2234,7 +2262,7 @@
         </w:tc>
         <w:tc>
           <w:tcPr>
-            <w:tcW w:w="870" w:type="dxa"/>
+            <w:tcW w:w="925" w:type="dxa"/>
           </w:tcPr>
           <w:p>
             <w:pPr>
@@ -2255,22 +2283,6 @@
               </w:rPr>
               <w:t>Yes</w:t>
             </w:r>
-          </w:p>
-        </w:tc>
-        <w:tc>
-          <w:tcPr>
-            <w:tcW w:w="855" w:type="dxa"/>
-          </w:tcPr>
-          <w:p>
-            <w:pPr>
-              <w:jc w:val="center"/>
-              <w:rPr>
-                <w:rFonts w:ascii="Helvetica Neue" w:hAnsi="Helvetica Neue"/>
-                <w:color w:val="16191F"/>
-                <w:sz w:val="21"/>
-                <w:szCs w:val="21"/>
-              </w:rPr>
-            </w:pPr>
           </w:p>
         </w:tc>
       </w:tr>
@@ -2293,7 +2305,7 @@
                 <w:szCs w:val="21"/>
               </w:rPr>
             </w:pPr>
-            <w:hyperlink r:id="rId20" w:anchor="getVariables/billing_state" w:history="1">
+            <w:hyperlink r:id="rId21" w:anchor="getVariables/billing_state" w:history="1">
               <w:proofErr w:type="spellStart"/>
               <w:r>
                 <w:rPr>
@@ -2389,7 +2401,7 @@
         </w:tc>
         <w:tc>
           <w:tcPr>
-            <w:tcW w:w="870" w:type="dxa"/>
+            <w:tcW w:w="925" w:type="dxa"/>
           </w:tcPr>
           <w:p>
             <w:pPr>
@@ -2410,22 +2422,6 @@
               </w:rPr>
               <w:t>Yes</w:t>
             </w:r>
-          </w:p>
-        </w:tc>
-        <w:tc>
-          <w:tcPr>
-            <w:tcW w:w="855" w:type="dxa"/>
-          </w:tcPr>
-          <w:p>
-            <w:pPr>
-              <w:jc w:val="center"/>
-              <w:rPr>
-                <w:rFonts w:ascii="Helvetica Neue" w:hAnsi="Helvetica Neue"/>
-                <w:color w:val="16191F"/>
-                <w:sz w:val="21"/>
-                <w:szCs w:val="21"/>
-              </w:rPr>
-            </w:pPr>
           </w:p>
         </w:tc>
       </w:tr>
@@ -2448,7 +2444,7 @@
                 <w:szCs w:val="21"/>
               </w:rPr>
             </w:pPr>
-            <w:hyperlink r:id="rId21" w:anchor="getVariables/billing_zip" w:history="1">
+            <w:hyperlink r:id="rId22" w:anchor="getVariables/billing_zip" w:history="1">
               <w:proofErr w:type="spellStart"/>
               <w:r>
                 <w:rPr>
@@ -2544,7 +2540,7 @@
         </w:tc>
         <w:tc>
           <w:tcPr>
-            <w:tcW w:w="870" w:type="dxa"/>
+            <w:tcW w:w="925" w:type="dxa"/>
           </w:tcPr>
           <w:p>
             <w:pPr>
@@ -2565,22 +2561,6 @@
               </w:rPr>
               <w:t>Yes</w:t>
             </w:r>
-          </w:p>
-        </w:tc>
-        <w:tc>
-          <w:tcPr>
-            <w:tcW w:w="855" w:type="dxa"/>
-          </w:tcPr>
-          <w:p>
-            <w:pPr>
-              <w:jc w:val="center"/>
-              <w:rPr>
-                <w:rFonts w:ascii="Helvetica Neue" w:hAnsi="Helvetica Neue"/>
-                <w:color w:val="16191F"/>
-                <w:sz w:val="21"/>
-                <w:szCs w:val="21"/>
-              </w:rPr>
-            </w:pPr>
           </w:p>
         </w:tc>
       </w:tr>
@@ -2603,7 +2583,7 @@
                 <w:szCs w:val="21"/>
               </w:rPr>
             </w:pPr>
-            <w:hyperlink r:id="rId22" w:anchor="getVariables/credit_card_type" w:history="1">
+            <w:hyperlink r:id="rId23" w:anchor="getVariables/credit_card_type" w:history="1">
               <w:proofErr w:type="spellStart"/>
               <w:r>
                 <w:rPr>
@@ -2699,23 +2679,7 @@
         </w:tc>
         <w:tc>
           <w:tcPr>
-            <w:tcW w:w="870" w:type="dxa"/>
-          </w:tcPr>
-          <w:p>
-            <w:pPr>
-              <w:jc w:val="center"/>
-              <w:rPr>
-                <w:rFonts w:ascii="Helvetica Neue" w:hAnsi="Helvetica Neue"/>
-                <w:color w:val="16191F"/>
-                <w:sz w:val="21"/>
-                <w:szCs w:val="21"/>
-              </w:rPr>
-            </w:pPr>
-          </w:p>
-        </w:tc>
-        <w:tc>
-          <w:tcPr>
-            <w:tcW w:w="855" w:type="dxa"/>
+            <w:tcW w:w="925" w:type="dxa"/>
           </w:tcPr>
           <w:p>
             <w:pPr>
@@ -2749,7 +2713,7 @@
                 <w:szCs w:val="21"/>
               </w:rPr>
             </w:pPr>
-            <w:hyperlink r:id="rId23" w:anchor="getVariables/currency_code" w:history="1">
+            <w:hyperlink r:id="rId24" w:anchor="getVariables/currency_code" w:history="1">
               <w:proofErr w:type="spellStart"/>
               <w:r>
                 <w:rPr>
@@ -2845,7 +2809,7 @@
         </w:tc>
         <w:tc>
           <w:tcPr>
-            <w:tcW w:w="870" w:type="dxa"/>
+            <w:tcW w:w="925" w:type="dxa"/>
           </w:tcPr>
           <w:p>
             <w:pPr>
@@ -2865,186 +2829,6 @@
                 <w:szCs w:val="21"/>
               </w:rPr>
               <w:t>Yes</w:t>
-            </w:r>
-          </w:p>
-        </w:tc>
-        <w:tc>
-          <w:tcPr>
-            <w:tcW w:w="855" w:type="dxa"/>
-          </w:tcPr>
-          <w:p>
-            <w:pPr>
-              <w:jc w:val="center"/>
-              <w:rPr>
-                <w:rFonts w:ascii="Helvetica Neue" w:hAnsi="Helvetica Neue"/>
-                <w:color w:val="16191F"/>
-                <w:sz w:val="21"/>
-                <w:szCs w:val="21"/>
-              </w:rPr>
-            </w:pPr>
-          </w:p>
-        </w:tc>
-      </w:tr>
-      <w:tr>
-        <w:trPr>
-          <w:tblCellSpacing w:w="15" w:type="dxa"/>
-        </w:trPr>
-        <w:tc>
-          <w:tcPr>
-            <w:tcW w:w="3195" w:type="dxa"/>
-            <w:vAlign w:val="center"/>
-            <w:hideMark/>
-          </w:tcPr>
-          <w:p>
-            <w:pPr>
-              <w:rPr>
-                <w:rFonts w:ascii="Helvetica Neue" w:hAnsi="Helvetica Neue"/>
-                <w:color w:val="16191F"/>
-                <w:sz w:val="21"/>
-                <w:szCs w:val="21"/>
-              </w:rPr>
-            </w:pPr>
-            <w:hyperlink r:id="rId24" w:anchor="getVariables/email_address" w:history="1">
-              <w:proofErr w:type="spellStart"/>
-              <w:r>
-                <w:rPr>
-                  <w:rStyle w:val="Hyperlink"/>
-                  <w:rFonts w:ascii="Helvetica Neue" w:hAnsi="Helvetica Neue"/>
-                  <w:sz w:val="21"/>
-                  <w:szCs w:val="21"/>
-                  <w:u w:val="none"/>
-                </w:rPr>
-                <w:t>email_address</w:t>
-              </w:r>
-              <w:proofErr w:type="spellEnd"/>
-            </w:hyperlink>
-          </w:p>
-        </w:tc>
-        <w:tc>
-          <w:tcPr>
-            <w:tcW w:w="1050" w:type="dxa"/>
-            <w:vAlign w:val="center"/>
-            <w:hideMark/>
-          </w:tcPr>
-          <w:p>
-            <w:pPr>
-              <w:rPr>
-                <w:rFonts w:ascii="Helvetica Neue" w:hAnsi="Helvetica Neue"/>
-                <w:color w:val="16191F"/>
-                <w:sz w:val="21"/>
-                <w:szCs w:val="21"/>
-              </w:rPr>
-            </w:pPr>
-            <w:r>
-              <w:rPr>
-                <w:rFonts w:ascii="Helvetica Neue" w:hAnsi="Helvetica Neue"/>
-                <w:color w:val="16191F"/>
-                <w:sz w:val="21"/>
-                <w:szCs w:val="21"/>
-              </w:rPr>
-              <w:t>String</w:t>
-            </w:r>
-          </w:p>
-        </w:tc>
-        <w:tc>
-          <w:tcPr>
-            <w:tcW w:w="2827" w:type="dxa"/>
-            <w:vAlign w:val="center"/>
-            <w:hideMark/>
-          </w:tcPr>
-          <w:p>
-            <w:pPr>
-              <w:rPr>
-                <w:rFonts w:ascii="Helvetica Neue" w:hAnsi="Helvetica Neue"/>
-                <w:color w:val="16191F"/>
-                <w:sz w:val="21"/>
-                <w:szCs w:val="21"/>
-              </w:rPr>
-            </w:pPr>
-            <w:r>
-              <w:rPr>
-                <w:rFonts w:ascii="Helvetica Neue" w:hAnsi="Helvetica Neue"/>
-                <w:color w:val="16191F"/>
-                <w:sz w:val="21"/>
-                <w:szCs w:val="21"/>
-              </w:rPr>
-              <w:t>EMAIL_ADDRESS</w:t>
-            </w:r>
-          </w:p>
-        </w:tc>
-        <w:tc>
-          <w:tcPr>
-            <w:tcW w:w="1613" w:type="dxa"/>
-            <w:vAlign w:val="center"/>
-            <w:hideMark/>
-          </w:tcPr>
-          <w:p>
-            <w:pPr>
-              <w:rPr>
-                <w:rFonts w:ascii="Helvetica Neue" w:hAnsi="Helvetica Neue"/>
-                <w:color w:val="16191F"/>
-                <w:sz w:val="21"/>
-                <w:szCs w:val="21"/>
-              </w:rPr>
-            </w:pPr>
-            <w:r>
-              <w:rPr>
-                <w:rFonts w:ascii="Helvetica Neue" w:hAnsi="Helvetica Neue"/>
-                <w:color w:val="16191F"/>
-                <w:sz w:val="21"/>
-                <w:szCs w:val="21"/>
-              </w:rPr>
-              <w:t>Event</w:t>
-            </w:r>
-          </w:p>
-        </w:tc>
-        <w:tc>
-          <w:tcPr>
-            <w:tcW w:w="870" w:type="dxa"/>
-          </w:tcPr>
-          <w:p>
-            <w:pPr>
-              <w:jc w:val="center"/>
-              <w:rPr>
-                <w:rFonts w:ascii="Helvetica Neue" w:hAnsi="Helvetica Neue"/>
-                <w:color w:val="16191F"/>
-                <w:sz w:val="21"/>
-                <w:szCs w:val="21"/>
-              </w:rPr>
-            </w:pPr>
-            <w:r>
-              <w:rPr>
-                <w:rFonts w:ascii="Helvetica Neue" w:hAnsi="Helvetica Neue"/>
-                <w:color w:val="16191F"/>
-                <w:sz w:val="21"/>
-                <w:szCs w:val="21"/>
-              </w:rPr>
-              <w:t>Yes</w:t>
-            </w:r>
-          </w:p>
-        </w:tc>
-        <w:tc>
-          <w:tcPr>
-            <w:tcW w:w="855" w:type="dxa"/>
-          </w:tcPr>
-          <w:p>
-            <w:pPr>
-              <w:jc w:val="center"/>
-              <w:rPr>
-                <w:rFonts w:ascii="Helvetica Neue" w:hAnsi="Helvetica Neue"/>
-                <w:color w:val="16191F"/>
-                <w:sz w:val="21"/>
-                <w:szCs w:val="21"/>
-              </w:rPr>
-            </w:pPr>
-            <w:r>
-              <w:rPr>
-                <w:rFonts w:ascii="Helvetica Neue" w:hAnsi="Helvetica Neue"/>
-                <w:color w:val="16191F"/>
-                <w:sz w:val="21"/>
-                <w:szCs w:val="21"/>
-              </w:rPr>
-              <w:t>x</w:t>
             </w:r>
           </w:p>
         </w:tc>
@@ -3164,7 +2948,7 @@
         </w:tc>
         <w:tc>
           <w:tcPr>
-            <w:tcW w:w="870" w:type="dxa"/>
+            <w:tcW w:w="925" w:type="dxa"/>
           </w:tcPr>
           <w:p>
             <w:pPr>
@@ -3185,22 +2969,6 @@
               </w:rPr>
               <w:t>No</w:t>
             </w:r>
-          </w:p>
-        </w:tc>
-        <w:tc>
-          <w:tcPr>
-            <w:tcW w:w="855" w:type="dxa"/>
-          </w:tcPr>
-          <w:p>
-            <w:pPr>
-              <w:jc w:val="center"/>
-              <w:rPr>
-                <w:rFonts w:ascii="Helvetica Neue" w:hAnsi="Helvetica Neue"/>
-                <w:color w:val="16191F"/>
-                <w:sz w:val="21"/>
-                <w:szCs w:val="21"/>
-              </w:rPr>
-            </w:pPr>
           </w:p>
         </w:tc>
       </w:tr>
@@ -3223,335 +2991,7 @@
                 <w:szCs w:val="21"/>
               </w:rPr>
             </w:pPr>
-            <w:hyperlink r:id="rId26" w:anchor="getVariables/ip_address" w:history="1">
-              <w:proofErr w:type="spellStart"/>
-              <w:r>
-                <w:rPr>
-                  <w:rStyle w:val="Hyperlink"/>
-                  <w:rFonts w:ascii="Helvetica Neue" w:hAnsi="Helvetica Neue"/>
-                  <w:sz w:val="21"/>
-                  <w:szCs w:val="21"/>
-                  <w:u w:val="none"/>
-                </w:rPr>
-                <w:t>ip_address</w:t>
-              </w:r>
-              <w:proofErr w:type="spellEnd"/>
-            </w:hyperlink>
-          </w:p>
-        </w:tc>
-        <w:tc>
-          <w:tcPr>
-            <w:tcW w:w="1050" w:type="dxa"/>
-            <w:vAlign w:val="center"/>
-            <w:hideMark/>
-          </w:tcPr>
-          <w:p>
-            <w:pPr>
-              <w:rPr>
-                <w:rFonts w:ascii="Helvetica Neue" w:hAnsi="Helvetica Neue"/>
-                <w:color w:val="16191F"/>
-                <w:sz w:val="21"/>
-                <w:szCs w:val="21"/>
-              </w:rPr>
-            </w:pPr>
-            <w:r>
-              <w:rPr>
-                <w:rFonts w:ascii="Helvetica Neue" w:hAnsi="Helvetica Neue"/>
-                <w:color w:val="16191F"/>
-                <w:sz w:val="21"/>
-                <w:szCs w:val="21"/>
-              </w:rPr>
-              <w:t>String</w:t>
-            </w:r>
-          </w:p>
-        </w:tc>
-        <w:tc>
-          <w:tcPr>
-            <w:tcW w:w="2827" w:type="dxa"/>
-            <w:vAlign w:val="center"/>
-            <w:hideMark/>
-          </w:tcPr>
-          <w:p>
-            <w:pPr>
-              <w:rPr>
-                <w:rFonts w:ascii="Helvetica Neue" w:hAnsi="Helvetica Neue"/>
-                <w:color w:val="16191F"/>
-                <w:sz w:val="21"/>
-                <w:szCs w:val="21"/>
-              </w:rPr>
-            </w:pPr>
-            <w:r>
-              <w:rPr>
-                <w:rFonts w:ascii="Helvetica Neue" w:hAnsi="Helvetica Neue"/>
-                <w:color w:val="16191F"/>
-                <w:sz w:val="21"/>
-                <w:szCs w:val="21"/>
-              </w:rPr>
-              <w:t>IP_ADDRESS</w:t>
-            </w:r>
-          </w:p>
-        </w:tc>
-        <w:tc>
-          <w:tcPr>
-            <w:tcW w:w="1613" w:type="dxa"/>
-            <w:vAlign w:val="center"/>
-            <w:hideMark/>
-          </w:tcPr>
-          <w:p>
-            <w:pPr>
-              <w:rPr>
-                <w:rFonts w:ascii="Helvetica Neue" w:hAnsi="Helvetica Neue"/>
-                <w:color w:val="16191F"/>
-                <w:sz w:val="21"/>
-                <w:szCs w:val="21"/>
-              </w:rPr>
-            </w:pPr>
-            <w:r>
-              <w:rPr>
-                <w:rFonts w:ascii="Helvetica Neue" w:hAnsi="Helvetica Neue"/>
-                <w:color w:val="16191F"/>
-                <w:sz w:val="21"/>
-                <w:szCs w:val="21"/>
-              </w:rPr>
-              <w:t>Event</w:t>
-            </w:r>
-          </w:p>
-        </w:tc>
-        <w:tc>
-          <w:tcPr>
-            <w:tcW w:w="870" w:type="dxa"/>
-          </w:tcPr>
-          <w:p>
-            <w:pPr>
-              <w:jc w:val="center"/>
-              <w:rPr>
-                <w:rFonts w:ascii="Helvetica Neue" w:hAnsi="Helvetica Neue"/>
-                <w:color w:val="16191F"/>
-                <w:sz w:val="21"/>
-                <w:szCs w:val="21"/>
-              </w:rPr>
-            </w:pPr>
-            <w:r>
-              <w:rPr>
-                <w:rFonts w:ascii="Helvetica Neue" w:hAnsi="Helvetica Neue"/>
-                <w:color w:val="16191F"/>
-                <w:sz w:val="21"/>
-                <w:szCs w:val="21"/>
-              </w:rPr>
-              <w:t>Yes</w:t>
-            </w:r>
-          </w:p>
-        </w:tc>
-        <w:tc>
-          <w:tcPr>
-            <w:tcW w:w="855" w:type="dxa"/>
-          </w:tcPr>
-          <w:p>
-            <w:pPr>
-              <w:jc w:val="center"/>
-              <w:rPr>
-                <w:rFonts w:ascii="Helvetica Neue" w:hAnsi="Helvetica Neue"/>
-                <w:color w:val="16191F"/>
-                <w:sz w:val="21"/>
-                <w:szCs w:val="21"/>
-              </w:rPr>
-            </w:pPr>
-            <w:r>
-              <w:rPr>
-                <w:rFonts w:ascii="Helvetica Neue" w:hAnsi="Helvetica Neue"/>
-                <w:color w:val="16191F"/>
-                <w:sz w:val="21"/>
-                <w:szCs w:val="21"/>
-              </w:rPr>
-              <w:t>x</w:t>
-            </w:r>
-          </w:p>
-        </w:tc>
-      </w:tr>
-      <w:tr>
-        <w:trPr>
-          <w:tblCellSpacing w:w="15" w:type="dxa"/>
-        </w:trPr>
-        <w:tc>
-          <w:tcPr>
-            <w:tcW w:w="3195" w:type="dxa"/>
-            <w:vAlign w:val="center"/>
-            <w:hideMark/>
-          </w:tcPr>
-          <w:p>
-            <w:pPr>
-              <w:rPr>
-                <w:rFonts w:ascii="Helvetica Neue" w:hAnsi="Helvetica Neue"/>
-                <w:color w:val="16191F"/>
-                <w:sz w:val="21"/>
-                <w:szCs w:val="21"/>
-              </w:rPr>
-            </w:pPr>
-            <w:hyperlink r:id="rId27" w:anchor="getVariables/order_id" w:history="1">
-              <w:proofErr w:type="spellStart"/>
-              <w:r>
-                <w:rPr>
-                  <w:rStyle w:val="Hyperlink"/>
-                  <w:rFonts w:ascii="Helvetica Neue" w:hAnsi="Helvetica Neue"/>
-                  <w:sz w:val="21"/>
-                  <w:szCs w:val="21"/>
-                  <w:u w:val="none"/>
-                </w:rPr>
-                <w:t>order_id</w:t>
-              </w:r>
-              <w:proofErr w:type="spellEnd"/>
-            </w:hyperlink>
-          </w:p>
-        </w:tc>
-        <w:tc>
-          <w:tcPr>
-            <w:tcW w:w="1050" w:type="dxa"/>
-            <w:vAlign w:val="center"/>
-            <w:hideMark/>
-          </w:tcPr>
-          <w:p>
-            <w:pPr>
-              <w:rPr>
-                <w:rFonts w:ascii="Helvetica Neue" w:hAnsi="Helvetica Neue"/>
-                <w:color w:val="16191F"/>
-                <w:sz w:val="21"/>
-                <w:szCs w:val="21"/>
-              </w:rPr>
-            </w:pPr>
-            <w:r>
-              <w:rPr>
-                <w:rFonts w:ascii="Helvetica Neue" w:hAnsi="Helvetica Neue"/>
-                <w:color w:val="16191F"/>
-                <w:sz w:val="21"/>
-                <w:szCs w:val="21"/>
-              </w:rPr>
-              <w:t>String</w:t>
-            </w:r>
-          </w:p>
-        </w:tc>
-        <w:tc>
-          <w:tcPr>
-            <w:tcW w:w="2827" w:type="dxa"/>
-            <w:vAlign w:val="center"/>
-            <w:hideMark/>
-          </w:tcPr>
-          <w:p>
-            <w:pPr>
-              <w:rPr>
-                <w:rFonts w:ascii="Helvetica Neue" w:hAnsi="Helvetica Neue"/>
-                <w:color w:val="16191F"/>
-                <w:sz w:val="21"/>
-                <w:szCs w:val="21"/>
-              </w:rPr>
-            </w:pPr>
-            <w:r>
-              <w:rPr>
-                <w:rFonts w:ascii="Helvetica Neue" w:hAnsi="Helvetica Neue"/>
-                <w:color w:val="16191F"/>
-                <w:sz w:val="21"/>
-                <w:szCs w:val="21"/>
-              </w:rPr>
-              <w:t>ORDER_ID</w:t>
-            </w:r>
-          </w:p>
-        </w:tc>
-        <w:tc>
-          <w:tcPr>
-            <w:tcW w:w="1613" w:type="dxa"/>
-            <w:vAlign w:val="center"/>
-            <w:hideMark/>
-          </w:tcPr>
-          <w:p>
-            <w:pPr>
-              <w:rPr>
-                <w:rFonts w:ascii="Helvetica Neue" w:hAnsi="Helvetica Neue"/>
-                <w:color w:val="16191F"/>
-                <w:sz w:val="21"/>
-                <w:szCs w:val="21"/>
-              </w:rPr>
-            </w:pPr>
-            <w:r>
-              <w:rPr>
-                <w:rFonts w:ascii="Helvetica Neue" w:hAnsi="Helvetica Neue"/>
-                <w:color w:val="16191F"/>
-                <w:sz w:val="21"/>
-                <w:szCs w:val="21"/>
-              </w:rPr>
-              <w:t>Event</w:t>
-            </w:r>
-          </w:p>
-        </w:tc>
-        <w:tc>
-          <w:tcPr>
-            <w:tcW w:w="870" w:type="dxa"/>
-          </w:tcPr>
-          <w:p>
-            <w:pPr>
-              <w:jc w:val="center"/>
-              <w:rPr>
-                <w:rFonts w:ascii="Helvetica Neue" w:hAnsi="Helvetica Neue"/>
-                <w:color w:val="16191F"/>
-                <w:sz w:val="21"/>
-                <w:szCs w:val="21"/>
-              </w:rPr>
-            </w:pPr>
-            <w:r>
-              <w:rPr>
-                <w:rFonts w:ascii="Helvetica Neue" w:hAnsi="Helvetica Neue"/>
-                <w:color w:val="16191F"/>
-                <w:sz w:val="21"/>
-                <w:szCs w:val="21"/>
-              </w:rPr>
-              <w:t>Yes</w:t>
-            </w:r>
-          </w:p>
-        </w:tc>
-        <w:tc>
-          <w:tcPr>
-            <w:tcW w:w="855" w:type="dxa"/>
-          </w:tcPr>
-          <w:p>
-            <w:pPr>
-              <w:jc w:val="center"/>
-              <w:rPr>
-                <w:rFonts w:ascii="Helvetica Neue" w:hAnsi="Helvetica Neue"/>
-                <w:color w:val="16191F"/>
-                <w:sz w:val="21"/>
-                <w:szCs w:val="21"/>
-              </w:rPr>
-            </w:pPr>
-            <w:r>
-              <w:rPr>
-                <w:rFonts w:ascii="Helvetica Neue" w:hAnsi="Helvetica Neue"/>
-                <w:color w:val="16191F"/>
-                <w:sz w:val="21"/>
-                <w:szCs w:val="21"/>
-              </w:rPr>
-              <w:t>x</w:t>
-            </w:r>
-          </w:p>
-        </w:tc>
-      </w:tr>
-      <w:tr>
-        <w:trPr>
-          <w:tblCellSpacing w:w="15" w:type="dxa"/>
-        </w:trPr>
-        <w:tc>
-          <w:tcPr>
-            <w:tcW w:w="3195" w:type="dxa"/>
-            <w:vAlign w:val="center"/>
-            <w:hideMark/>
-          </w:tcPr>
-          <w:p>
-            <w:pPr>
-              <w:rPr>
-                <w:rFonts w:ascii="Helvetica Neue" w:hAnsi="Helvetica Neue"/>
-                <w:color w:val="16191F"/>
-                <w:sz w:val="21"/>
-                <w:szCs w:val="21"/>
-              </w:rPr>
-            </w:pPr>
-            <w:hyperlink r:id="rId28" w:anchor="getVariables/payment_instrument_type" w:history="1">
+            <w:hyperlink r:id="rId26" w:anchor="getVariables/payment_instrument_type" w:history="1">
               <w:proofErr w:type="spellStart"/>
               <w:r>
                 <w:rPr>
@@ -3647,7 +3087,7 @@
         </w:tc>
         <w:tc>
           <w:tcPr>
-            <w:tcW w:w="870" w:type="dxa"/>
+            <w:tcW w:w="925" w:type="dxa"/>
           </w:tcPr>
           <w:p>
             <w:pPr>
@@ -3668,22 +3108,6 @@
               </w:rPr>
               <w:t>?</w:t>
             </w:r>
-          </w:p>
-        </w:tc>
-        <w:tc>
-          <w:tcPr>
-            <w:tcW w:w="855" w:type="dxa"/>
-          </w:tcPr>
-          <w:p>
-            <w:pPr>
-              <w:jc w:val="center"/>
-              <w:rPr>
-                <w:rFonts w:ascii="Helvetica Neue" w:hAnsi="Helvetica Neue"/>
-                <w:color w:val="16191F"/>
-                <w:sz w:val="21"/>
-                <w:szCs w:val="21"/>
-              </w:rPr>
-            </w:pPr>
           </w:p>
         </w:tc>
       </w:tr>
@@ -3706,7 +3130,7 @@
                 <w:szCs w:val="21"/>
               </w:rPr>
             </w:pPr>
-            <w:hyperlink r:id="rId29" w:anchor="getVariables/phone_number" w:history="1">
+            <w:hyperlink r:id="rId27" w:anchor="getVariables/phone_number" w:history="1">
               <w:proofErr w:type="spellStart"/>
               <w:r>
                 <w:rPr>
@@ -3802,7 +3226,7 @@
         </w:tc>
         <w:tc>
           <w:tcPr>
-            <w:tcW w:w="870" w:type="dxa"/>
+            <w:tcW w:w="925" w:type="dxa"/>
           </w:tcPr>
           <w:p>
             <w:pPr>
@@ -3823,22 +3247,6 @@
               </w:rPr>
               <w:t>Yes</w:t>
             </w:r>
-          </w:p>
-        </w:tc>
-        <w:tc>
-          <w:tcPr>
-            <w:tcW w:w="855" w:type="dxa"/>
-          </w:tcPr>
-          <w:p>
-            <w:pPr>
-              <w:jc w:val="center"/>
-              <w:rPr>
-                <w:rFonts w:ascii="Helvetica Neue" w:hAnsi="Helvetica Neue"/>
-                <w:color w:val="16191F"/>
-                <w:sz w:val="21"/>
-                <w:szCs w:val="21"/>
-              </w:rPr>
-            </w:pPr>
           </w:p>
         </w:tc>
       </w:tr>
@@ -3861,7 +3269,7 @@
                 <w:szCs w:val="21"/>
               </w:rPr>
             </w:pPr>
-            <w:hyperlink r:id="rId30" w:anchor="getVariables/shipping_address_1" w:history="1">
+            <w:hyperlink r:id="rId28" w:anchor="getVariables/shipping_address_1" w:history="1">
               <w:r>
                 <w:rPr>
                   <w:rStyle w:val="Hyperlink"/>
@@ -3955,7 +3363,7 @@
         </w:tc>
         <w:tc>
           <w:tcPr>
-            <w:tcW w:w="870" w:type="dxa"/>
+            <w:tcW w:w="925" w:type="dxa"/>
           </w:tcPr>
           <w:p>
             <w:pPr>
@@ -3976,22 +3384,6 @@
               </w:rPr>
               <w:t>Yes</w:t>
             </w:r>
-          </w:p>
-        </w:tc>
-        <w:tc>
-          <w:tcPr>
-            <w:tcW w:w="855" w:type="dxa"/>
-          </w:tcPr>
-          <w:p>
-            <w:pPr>
-              <w:jc w:val="center"/>
-              <w:rPr>
-                <w:rFonts w:ascii="Helvetica Neue" w:hAnsi="Helvetica Neue"/>
-                <w:color w:val="16191F"/>
-                <w:sz w:val="21"/>
-                <w:szCs w:val="21"/>
-              </w:rPr>
-            </w:pPr>
           </w:p>
         </w:tc>
       </w:tr>
@@ -4013,7 +3405,7 @@
                 <w:szCs w:val="21"/>
               </w:rPr>
             </w:pPr>
-            <w:hyperlink r:id="rId31" w:anchor="getVariables/shipping_city" w:history="1">
+            <w:hyperlink r:id="rId29" w:anchor="getVariables/shipping_city" w:history="1">
               <w:proofErr w:type="spellStart"/>
               <w:r>
                 <w:rPr>
@@ -4105,7 +3497,7 @@
         </w:tc>
         <w:tc>
           <w:tcPr>
-            <w:tcW w:w="870" w:type="dxa"/>
+            <w:tcW w:w="925" w:type="dxa"/>
           </w:tcPr>
           <w:p>
             <w:pPr>
@@ -4126,22 +3518,6 @@
               </w:rPr>
               <w:t>Yes</w:t>
             </w:r>
-          </w:p>
-        </w:tc>
-        <w:tc>
-          <w:tcPr>
-            <w:tcW w:w="855" w:type="dxa"/>
-          </w:tcPr>
-          <w:p>
-            <w:pPr>
-              <w:jc w:val="center"/>
-              <w:rPr>
-                <w:rFonts w:ascii="Helvetica Neue" w:hAnsi="Helvetica Neue"/>
-                <w:color w:val="16191F"/>
-                <w:sz w:val="21"/>
-                <w:szCs w:val="21"/>
-              </w:rPr>
-            </w:pPr>
           </w:p>
         </w:tc>
       </w:tr>
@@ -4163,7 +3539,7 @@
                 <w:szCs w:val="21"/>
               </w:rPr>
             </w:pPr>
-            <w:hyperlink r:id="rId32" w:anchor="getVariables/shipping_country" w:history="1">
+            <w:hyperlink r:id="rId30" w:anchor="getVariables/shipping_country" w:history="1">
               <w:proofErr w:type="spellStart"/>
               <w:r>
                 <w:rPr>
@@ -4255,7 +3631,7 @@
         </w:tc>
         <w:tc>
           <w:tcPr>
-            <w:tcW w:w="870" w:type="dxa"/>
+            <w:tcW w:w="925" w:type="dxa"/>
           </w:tcPr>
           <w:p>
             <w:pPr>
@@ -4276,22 +3652,6 @@
               </w:rPr>
               <w:t>Yes</w:t>
             </w:r>
-          </w:p>
-        </w:tc>
-        <w:tc>
-          <w:tcPr>
-            <w:tcW w:w="855" w:type="dxa"/>
-          </w:tcPr>
-          <w:p>
-            <w:pPr>
-              <w:jc w:val="center"/>
-              <w:rPr>
-                <w:rFonts w:ascii="Helvetica Neue" w:hAnsi="Helvetica Neue"/>
-                <w:color w:val="16191F"/>
-                <w:sz w:val="21"/>
-                <w:szCs w:val="21"/>
-              </w:rPr>
-            </w:pPr>
           </w:p>
         </w:tc>
       </w:tr>
@@ -4313,7 +3673,7 @@
                 <w:szCs w:val="21"/>
               </w:rPr>
             </w:pPr>
-            <w:hyperlink r:id="rId33" w:anchor="getVariables/shipping_name" w:history="1">
+            <w:hyperlink r:id="rId31" w:anchor="getVariables/shipping_name" w:history="1">
               <w:proofErr w:type="spellStart"/>
               <w:r>
                 <w:rPr>
@@ -4405,7 +3765,7 @@
         </w:tc>
         <w:tc>
           <w:tcPr>
-            <w:tcW w:w="870" w:type="dxa"/>
+            <w:tcW w:w="925" w:type="dxa"/>
           </w:tcPr>
           <w:p>
             <w:pPr>
@@ -4426,22 +3786,6 @@
               </w:rPr>
               <w:t>Yes</w:t>
             </w:r>
-          </w:p>
-        </w:tc>
-        <w:tc>
-          <w:tcPr>
-            <w:tcW w:w="855" w:type="dxa"/>
-          </w:tcPr>
-          <w:p>
-            <w:pPr>
-              <w:jc w:val="center"/>
-              <w:rPr>
-                <w:rFonts w:ascii="Helvetica Neue" w:hAnsi="Helvetica Neue"/>
-                <w:color w:val="16191F"/>
-                <w:sz w:val="21"/>
-                <w:szCs w:val="21"/>
-              </w:rPr>
-            </w:pPr>
           </w:p>
         </w:tc>
       </w:tr>
@@ -4463,7 +3807,7 @@
                 <w:szCs w:val="21"/>
               </w:rPr>
             </w:pPr>
-            <w:hyperlink r:id="rId34" w:anchor="getVariables/shipping_phone_number" w:history="1">
+            <w:hyperlink r:id="rId32" w:anchor="getVariables/shipping_phone_number" w:history="1">
               <w:proofErr w:type="spellStart"/>
               <w:r>
                 <w:rPr>
@@ -4555,7 +3899,7 @@
         </w:tc>
         <w:tc>
           <w:tcPr>
-            <w:tcW w:w="870" w:type="dxa"/>
+            <w:tcW w:w="925" w:type="dxa"/>
           </w:tcPr>
           <w:p>
             <w:pPr>
@@ -4576,22 +3920,6 @@
               </w:rPr>
               <w:t>Yes</w:t>
             </w:r>
-          </w:p>
-        </w:tc>
-        <w:tc>
-          <w:tcPr>
-            <w:tcW w:w="855" w:type="dxa"/>
-          </w:tcPr>
-          <w:p>
-            <w:pPr>
-              <w:jc w:val="center"/>
-              <w:rPr>
-                <w:rFonts w:ascii="Helvetica Neue" w:hAnsi="Helvetica Neue"/>
-                <w:color w:val="16191F"/>
-                <w:sz w:val="21"/>
-                <w:szCs w:val="21"/>
-              </w:rPr>
-            </w:pPr>
           </w:p>
         </w:tc>
       </w:tr>
@@ -4613,7 +3941,7 @@
                 <w:szCs w:val="21"/>
               </w:rPr>
             </w:pPr>
-            <w:hyperlink r:id="rId35" w:anchor="getVariables/shipping_state" w:history="1">
+            <w:hyperlink r:id="rId33" w:anchor="getVariables/shipping_state" w:history="1">
               <w:proofErr w:type="spellStart"/>
               <w:r>
                 <w:rPr>
@@ -4705,7 +4033,7 @@
         </w:tc>
         <w:tc>
           <w:tcPr>
-            <w:tcW w:w="870" w:type="dxa"/>
+            <w:tcW w:w="925" w:type="dxa"/>
           </w:tcPr>
           <w:p>
             <w:pPr>
@@ -4726,22 +4054,6 @@
               </w:rPr>
               <w:t>Yes</w:t>
             </w:r>
-          </w:p>
-        </w:tc>
-        <w:tc>
-          <w:tcPr>
-            <w:tcW w:w="855" w:type="dxa"/>
-          </w:tcPr>
-          <w:p>
-            <w:pPr>
-              <w:jc w:val="center"/>
-              <w:rPr>
-                <w:rFonts w:ascii="Helvetica Neue" w:hAnsi="Helvetica Neue"/>
-                <w:color w:val="16191F"/>
-                <w:sz w:val="21"/>
-                <w:szCs w:val="21"/>
-              </w:rPr>
-            </w:pPr>
           </w:p>
         </w:tc>
       </w:tr>
@@ -4763,7 +4075,7 @@
                 <w:szCs w:val="21"/>
               </w:rPr>
             </w:pPr>
-            <w:hyperlink r:id="rId36" w:anchor="getVariables/shipping_zip" w:history="1">
+            <w:hyperlink r:id="rId34" w:anchor="getVariables/shipping_zip" w:history="1">
               <w:proofErr w:type="spellStart"/>
               <w:r>
                 <w:rPr>
@@ -4855,7 +4167,7 @@
         </w:tc>
         <w:tc>
           <w:tcPr>
-            <w:tcW w:w="870" w:type="dxa"/>
+            <w:tcW w:w="925" w:type="dxa"/>
           </w:tcPr>
           <w:p>
             <w:pPr>
@@ -4876,22 +4188,6 @@
               </w:rPr>
               <w:t>Yes</w:t>
             </w:r>
-          </w:p>
-        </w:tc>
-        <w:tc>
-          <w:tcPr>
-            <w:tcW w:w="855" w:type="dxa"/>
-          </w:tcPr>
-          <w:p>
-            <w:pPr>
-              <w:jc w:val="center"/>
-              <w:rPr>
-                <w:rFonts w:ascii="Helvetica Neue" w:hAnsi="Helvetica Neue"/>
-                <w:color w:val="16191F"/>
-                <w:sz w:val="21"/>
-                <w:szCs w:val="21"/>
-              </w:rPr>
-            </w:pPr>
           </w:p>
         </w:tc>
       </w:tr>
@@ -4913,7 +4209,7 @@
                 <w:szCs w:val="21"/>
               </w:rPr>
             </w:pPr>
-            <w:hyperlink r:id="rId37" w:anchor="getVariables/site_id" w:history="1">
+            <w:hyperlink r:id="rId35" w:anchor="getVariables/site_id" w:history="1">
               <w:proofErr w:type="spellStart"/>
               <w:r>
                 <w:rPr>
@@ -5005,7 +4301,7 @@
         </w:tc>
         <w:tc>
           <w:tcPr>
-            <w:tcW w:w="870" w:type="dxa"/>
+            <w:tcW w:w="925" w:type="dxa"/>
           </w:tcPr>
           <w:p>
             <w:pPr>
@@ -5026,22 +4322,6 @@
               </w:rPr>
               <w:t>No</w:t>
             </w:r>
-          </w:p>
-        </w:tc>
-        <w:tc>
-          <w:tcPr>
-            <w:tcW w:w="855" w:type="dxa"/>
-          </w:tcPr>
-          <w:p>
-            <w:pPr>
-              <w:jc w:val="center"/>
-              <w:rPr>
-                <w:rFonts w:ascii="Helvetica Neue" w:hAnsi="Helvetica Neue"/>
-                <w:color w:val="16191F"/>
-                <w:sz w:val="21"/>
-                <w:szCs w:val="21"/>
-              </w:rPr>
-            </w:pPr>
           </w:p>
         </w:tc>
       </w:tr>
@@ -5063,7 +4343,7 @@
                 <w:szCs w:val="21"/>
               </w:rPr>
             </w:pPr>
-            <w:hyperlink r:id="rId38" w:anchor="getVariables/total_order_price" w:history="1">
+            <w:hyperlink r:id="rId36" w:anchor="getVariables/total_order_price" w:history="1">
               <w:proofErr w:type="spellStart"/>
               <w:r>
                 <w:rPr>
@@ -5155,7 +4435,7 @@
         </w:tc>
         <w:tc>
           <w:tcPr>
-            <w:tcW w:w="870" w:type="dxa"/>
+            <w:tcW w:w="925" w:type="dxa"/>
           </w:tcPr>
           <w:p>
             <w:pPr>
@@ -5176,22 +4456,6 @@
               </w:rPr>
               <w:t>Yes/No</w:t>
             </w:r>
-          </w:p>
-        </w:tc>
-        <w:tc>
-          <w:tcPr>
-            <w:tcW w:w="855" w:type="dxa"/>
-          </w:tcPr>
-          <w:p>
-            <w:pPr>
-              <w:jc w:val="center"/>
-              <w:rPr>
-                <w:rFonts w:ascii="Helvetica Neue" w:hAnsi="Helvetica Neue"/>
-                <w:color w:val="16191F"/>
-                <w:sz w:val="21"/>
-                <w:szCs w:val="21"/>
-              </w:rPr>
-            </w:pPr>
           </w:p>
         </w:tc>
       </w:tr>
@@ -5213,7 +4477,7 @@
                 <w:szCs w:val="21"/>
               </w:rPr>
             </w:pPr>
-            <w:hyperlink r:id="rId39" w:anchor="getVariables/user_agent" w:history="1">
+            <w:hyperlink r:id="rId37" w:anchor="getVariables/user_agent" w:history="1">
               <w:proofErr w:type="spellStart"/>
               <w:r>
                 <w:rPr>
@@ -5305,7 +4569,7 @@
         </w:tc>
         <w:tc>
           <w:tcPr>
-            <w:tcW w:w="870" w:type="dxa"/>
+            <w:tcW w:w="925" w:type="dxa"/>
           </w:tcPr>
           <w:p>
             <w:pPr>
@@ -5326,22 +4590,6 @@
               </w:rPr>
               <w:t>Yes</w:t>
             </w:r>
-          </w:p>
-        </w:tc>
-        <w:tc>
-          <w:tcPr>
-            <w:tcW w:w="855" w:type="dxa"/>
-          </w:tcPr>
-          <w:p>
-            <w:pPr>
-              <w:jc w:val="center"/>
-              <w:rPr>
-                <w:rFonts w:ascii="Helvetica Neue" w:hAnsi="Helvetica Neue"/>
-                <w:color w:val="16191F"/>
-                <w:sz w:val="21"/>
-                <w:szCs w:val="21"/>
-              </w:rPr>
-            </w:pPr>
           </w:p>
         </w:tc>
       </w:tr>
@@ -5363,7 +4611,7 @@
                 <w:szCs w:val="21"/>
               </w:rPr>
             </w:pPr>
-            <w:hyperlink r:id="rId40" w:anchor="getVariables/user_id" w:history="1">
+            <w:hyperlink r:id="rId38" w:anchor="getVariables/user_id" w:history="1">
               <w:proofErr w:type="spellStart"/>
               <w:r>
                 <w:rPr>
@@ -5455,7 +4703,7 @@
         </w:tc>
         <w:tc>
           <w:tcPr>
-            <w:tcW w:w="870" w:type="dxa"/>
+            <w:tcW w:w="925" w:type="dxa"/>
           </w:tcPr>
           <w:p>
             <w:pPr>
@@ -5476,22 +4724,6 @@
               </w:rPr>
               <w:t>No</w:t>
             </w:r>
-          </w:p>
-        </w:tc>
-        <w:tc>
-          <w:tcPr>
-            <w:tcW w:w="855" w:type="dxa"/>
-          </w:tcPr>
-          <w:p>
-            <w:pPr>
-              <w:jc w:val="center"/>
-              <w:rPr>
-                <w:rFonts w:ascii="Helvetica Neue" w:hAnsi="Helvetica Neue"/>
-                <w:color w:val="16191F"/>
-                <w:sz w:val="21"/>
-                <w:szCs w:val="21"/>
-              </w:rPr>
-            </w:pPr>
           </w:p>
         </w:tc>
       </w:tr>
@@ -5513,7 +4745,7 @@
                 <w:szCs w:val="21"/>
               </w:rPr>
             </w:pPr>
-            <w:hyperlink r:id="rId41" w:anchor="getVariables/user_name" w:history="1">
+            <w:hyperlink r:id="rId39" w:anchor="getVariables/user_name" w:history="1">
               <w:proofErr w:type="spellStart"/>
               <w:r>
                 <w:rPr>
@@ -5605,7 +4837,7 @@
         </w:tc>
         <w:tc>
           <w:tcPr>
-            <w:tcW w:w="870" w:type="dxa"/>
+            <w:tcW w:w="925" w:type="dxa"/>
           </w:tcPr>
           <w:p>
             <w:pPr>
@@ -5626,22 +4858,6 @@
               </w:rPr>
               <w:t>No</w:t>
             </w:r>
-          </w:p>
-        </w:tc>
-        <w:tc>
-          <w:tcPr>
-            <w:tcW w:w="855" w:type="dxa"/>
-          </w:tcPr>
-          <w:p>
-            <w:pPr>
-              <w:jc w:val="center"/>
-              <w:rPr>
-                <w:rFonts w:ascii="Helvetica Neue" w:hAnsi="Helvetica Neue"/>
-                <w:color w:val="16191F"/>
-                <w:sz w:val="21"/>
-                <w:szCs w:val="21"/>
-              </w:rPr>
-            </w:pPr>
           </w:p>
         </w:tc>
       </w:tr>
@@ -5661,6 +4877,16 @@
       <w:r>
         <w:br/>
       </w:r>
+    </w:p>
+    <w:p>
+      <w:pPr>
+        <w:rPr>
+          <w:b/>
+          <w:bCs/>
+          <w:sz w:val="32"/>
+          <w:szCs w:val="32"/>
+        </w:rPr>
+      </w:pPr>
       <w:r>
         <w:rPr>
           <w:b/>
@@ -5668,12 +4894,102 @@
           <w:sz w:val="32"/>
           <w:szCs w:val="32"/>
         </w:rPr>
+        <w:br w:type="page"/>
+      </w:r>
+    </w:p>
+    <w:p>
+      <w:pPr>
+        <w:rPr>
+          <w:b/>
+          <w:bCs/>
+          <w:sz w:val="32"/>
+          <w:szCs w:val="32"/>
+        </w:rPr>
+      </w:pPr>
+      <w:r>
+        <w:rPr>
+          <w:b/>
+          <w:bCs/>
+          <w:sz w:val="32"/>
+          <w:szCs w:val="32"/>
+        </w:rPr>
+        <w:lastRenderedPageBreak/>
         <w:t>Labels</w:t>
       </w:r>
     </w:p>
     <w:p>
       <w:r>
-        <w:t>What we have now.</w:t>
+        <w:t xml:space="preserve">Go to AWS Console &gt; Fraud Detector service.  Under Resources &gt; </w:t>
+      </w:r>
+      <w:r>
+        <w:t>Labels</w:t>
+      </w:r>
+      <w:r>
+        <w:t xml:space="preserve"> we will add all necessary </w:t>
+      </w:r>
+      <w:r>
+        <w:t>labels</w:t>
+      </w:r>
+      <w:r>
+        <w:t>.</w:t>
+      </w:r>
+    </w:p>
+    <w:p/>
+    <w:p>
+      <w:r>
+        <w:rPr>
+          <w:noProof/>
+        </w:rPr>
+        <w:drawing>
+          <wp:inline distT="0" distB="0" distL="0" distR="0" wp14:anchorId="3F1B4FDB" wp14:editId="651998BE">
+            <wp:extent cx="6858000" cy="3490595"/>
+            <wp:effectExtent l="0" t="0" r="0" b="1905"/>
+            <wp:docPr id="2" name="Picture 2" descr="A screenshot of a computer&#10;&#10;Description automatically generated with medium confidence"/>
+            <wp:cNvGraphicFramePr>
+              <a:graphicFrameLocks xmlns:a="http://schemas.openxmlformats.org/drawingml/2006/main" noChangeAspect="1"/>
+            </wp:cNvGraphicFramePr>
+            <a:graphic xmlns:a="http://schemas.openxmlformats.org/drawingml/2006/main">
+              <a:graphicData uri="http://schemas.openxmlformats.org/drawingml/2006/picture">
+                <pic:pic xmlns:pic="http://schemas.openxmlformats.org/drawingml/2006/picture">
+                  <pic:nvPicPr>
+                    <pic:cNvPr id="2" name="Picture 2" descr="A screenshot of a computer&#10;&#10;Description automatically generated with medium confidence"/>
+                    <pic:cNvPicPr/>
+                  </pic:nvPicPr>
+                  <pic:blipFill>
+                    <a:blip r:embed="rId40">
+                      <a:extLst>
+                        <a:ext uri="{28A0092B-C50C-407E-A947-70E740481C1C}">
+                          <a14:useLocalDpi xmlns:a14="http://schemas.microsoft.com/office/drawing/2010/main" val="0"/>
+                        </a:ext>
+                      </a:extLst>
+                    </a:blip>
+                    <a:stretch>
+                      <a:fillRect/>
+                    </a:stretch>
+                  </pic:blipFill>
+                  <pic:spPr>
+                    <a:xfrm>
+                      <a:off x="0" y="0"/>
+                      <a:ext cx="6858000" cy="3490595"/>
+                    </a:xfrm>
+                    <a:prstGeom prst="rect">
+                      <a:avLst/>
+                    </a:prstGeom>
+                  </pic:spPr>
+                </pic:pic>
+              </a:graphicData>
+            </a:graphic>
+          </wp:inline>
+        </w:drawing>
+      </w:r>
+    </w:p>
+    <w:p/>
+    <w:p>
+      <w:r>
+        <w:t>Labels</w:t>
+      </w:r>
+      <w:r>
+        <w:t xml:space="preserve"> that are part of the model data upload.</w:t>
       </w:r>
     </w:p>
     <w:tbl>
@@ -5811,7 +5127,7 @@
                 <w:szCs w:val="21"/>
               </w:rPr>
             </w:pPr>
-            <w:hyperlink r:id="rId42" w:anchor="getLabels/fraud" w:history="1">
+            <w:hyperlink r:id="rId41" w:anchor="getLabels/fraud" w:history="1">
               <w:r>
                 <w:rPr>
                   <w:rStyle w:val="Hyperlink"/>
@@ -5897,7 +5213,7 @@
                 <w:szCs w:val="21"/>
               </w:rPr>
             </w:pPr>
-            <w:hyperlink r:id="rId43" w:anchor="getLabels/not_fraud" w:history="1">
+            <w:hyperlink r:id="rId42" w:anchor="getLabels/not_fraud" w:history="1">
               <w:proofErr w:type="spellStart"/>
               <w:r>
                 <w:rPr>
@@ -5981,6 +5297,16 @@
       <w:r>
         <w:br/>
       </w:r>
+    </w:p>
+    <w:p>
+      <w:pPr>
+        <w:rPr>
+          <w:b/>
+          <w:bCs/>
+          <w:sz w:val="32"/>
+          <w:szCs w:val="32"/>
+        </w:rPr>
+      </w:pPr>
       <w:r>
         <w:rPr>
           <w:b/>
@@ -5988,17 +5314,90 @@
           <w:sz w:val="32"/>
           <w:szCs w:val="32"/>
         </w:rPr>
+        <w:br w:type="page"/>
+      </w:r>
+    </w:p>
+    <w:p>
+      <w:pPr>
+        <w:rPr>
+          <w:b/>
+          <w:bCs/>
+          <w:sz w:val="32"/>
+          <w:szCs w:val="32"/>
+        </w:rPr>
+      </w:pPr>
+      <w:r>
+        <w:rPr>
+          <w:b/>
+          <w:bCs/>
+          <w:sz w:val="32"/>
+          <w:szCs w:val="32"/>
+        </w:rPr>
+        <w:lastRenderedPageBreak/>
         <w:t>Outcomes</w:t>
       </w:r>
     </w:p>
     <w:p>
       <w:r>
-        <w:t>What we have now.</w:t>
+        <w:t xml:space="preserve">Go to AWS Console &gt; Fraud Detector service.  Under Resources &gt; </w:t>
+      </w:r>
+      <w:r>
+        <w:t>Outcomes</w:t>
+      </w:r>
+      <w:r>
+        <w:t xml:space="preserve"> we will add all necessary </w:t>
+      </w:r>
+      <w:r>
+        <w:t>outcomes.</w:t>
       </w:r>
     </w:p>
+    <w:p/>
     <w:p>
       <w:r>
-        <w:t>None.</w:t>
+        <w:rPr>
+          <w:noProof/>
+        </w:rPr>
+        <w:drawing>
+          <wp:inline distT="0" distB="0" distL="0" distR="0" wp14:anchorId="45267158" wp14:editId="4A62B126">
+            <wp:extent cx="6858000" cy="3745230"/>
+            <wp:effectExtent l="0" t="0" r="0" b="1270"/>
+            <wp:docPr id="3" name="Picture 3" descr="Graphical user interface, application&#10;&#10;Description automatically generated"/>
+            <wp:cNvGraphicFramePr>
+              <a:graphicFrameLocks xmlns:a="http://schemas.openxmlformats.org/drawingml/2006/main" noChangeAspect="1"/>
+            </wp:cNvGraphicFramePr>
+            <a:graphic xmlns:a="http://schemas.openxmlformats.org/drawingml/2006/main">
+              <a:graphicData uri="http://schemas.openxmlformats.org/drawingml/2006/picture">
+                <pic:pic xmlns:pic="http://schemas.openxmlformats.org/drawingml/2006/picture">
+                  <pic:nvPicPr>
+                    <pic:cNvPr id="3" name="Picture 3" descr="Graphical user interface, application&#10;&#10;Description automatically generated"/>
+                    <pic:cNvPicPr/>
+                  </pic:nvPicPr>
+                  <pic:blipFill>
+                    <a:blip r:embed="rId43">
+                      <a:extLst>
+                        <a:ext uri="{28A0092B-C50C-407E-A947-70E740481C1C}">
+                          <a14:useLocalDpi xmlns:a14="http://schemas.microsoft.com/office/drawing/2010/main" val="0"/>
+                        </a:ext>
+                      </a:extLst>
+                    </a:blip>
+                    <a:stretch>
+                      <a:fillRect/>
+                    </a:stretch>
+                  </pic:blipFill>
+                  <pic:spPr>
+                    <a:xfrm>
+                      <a:off x="0" y="0"/>
+                      <a:ext cx="6858000" cy="3745230"/>
+                    </a:xfrm>
+                    <a:prstGeom prst="rect">
+                      <a:avLst/>
+                    </a:prstGeom>
+                  </pic:spPr>
+                </pic:pic>
+              </a:graphicData>
+            </a:graphic>
+          </wp:inline>
+        </w:drawing>
       </w:r>
     </w:p>
     <w:p/>
@@ -6007,7 +5406,10 @@
         <w:t>Outcomes</w:t>
       </w:r>
       <w:r>
-        <w:t>.</w:t>
+        <w:t xml:space="preserve"> </w:t>
+      </w:r>
+      <w:r>
+        <w:t>that will be sent from Magento to AWS</w:t>
       </w:r>
     </w:p>
     <w:tbl>
@@ -6121,9 +5523,18 @@
                   <w:rFonts w:ascii="Helvetica Neue" w:hAnsi="Helvetica Neue"/>
                   <w:sz w:val="21"/>
                   <w:szCs w:val="21"/>
+                </w:rPr>
+                <w:t>review</w:t>
+              </w:r>
+              <w:r>
+                <w:rPr>
+                  <w:rStyle w:val="Hyperlink"/>
+                  <w:rFonts w:ascii="Helvetica Neue" w:hAnsi="Helvetica Neue"/>
+                  <w:sz w:val="21"/>
+                  <w:szCs w:val="21"/>
                   <w:u w:val="none"/>
                 </w:rPr>
-                <w:t>block_order</w:t>
+                <w:t>_order</w:t>
               </w:r>
               <w:proofErr w:type="spellEnd"/>
             </w:hyperlink>
@@ -6232,6 +5643,16 @@
       <w:r>
         <w:br/>
       </w:r>
+    </w:p>
+    <w:p>
+      <w:pPr>
+        <w:rPr>
+          <w:b/>
+          <w:bCs/>
+          <w:sz w:val="32"/>
+          <w:szCs w:val="32"/>
+        </w:rPr>
+      </w:pPr>
       <w:r>
         <w:rPr>
           <w:b/>
@@ -6239,24 +5660,107 @@
           <w:sz w:val="32"/>
           <w:szCs w:val="32"/>
         </w:rPr>
+        <w:br w:type="page"/>
+      </w:r>
+    </w:p>
+    <w:p>
+      <w:pPr>
+        <w:rPr>
+          <w:b/>
+          <w:bCs/>
+          <w:sz w:val="32"/>
+          <w:szCs w:val="32"/>
+        </w:rPr>
+      </w:pPr>
+      <w:r>
+        <w:rPr>
+          <w:b/>
+          <w:bCs/>
+          <w:sz w:val="32"/>
+          <w:szCs w:val="32"/>
+        </w:rPr>
+        <w:lastRenderedPageBreak/>
         <w:t>Entities</w:t>
       </w:r>
     </w:p>
     <w:p/>
     <w:p>
-      <w:proofErr w:type="spellStart"/>
       <w:r>
-        <w:t>Envalo</w:t>
+        <w:t xml:space="preserve">Go to AWS Console &gt; Fraud Detector service.  Under Resources &gt; </w:t>
       </w:r>
-      <w:proofErr w:type="spellEnd"/>
       <w:r>
-        <w:t xml:space="preserve"> </w:t>
+        <w:t>Entities</w:t>
       </w:r>
-      <w:proofErr w:type="spellStart"/>
       <w:r>
-        <w:t>Entiities</w:t>
+        <w:t xml:space="preserve"> we will add all necessary </w:t>
       </w:r>
-      <w:proofErr w:type="spellEnd"/>
+      <w:r>
+        <w:t>entities</w:t>
+      </w:r>
+      <w:r>
+        <w:t>.</w:t>
+      </w:r>
+    </w:p>
+    <w:p/>
+    <w:p>
+      <w:r>
+        <w:rPr>
+          <w:noProof/>
+        </w:rPr>
+        <w:drawing>
+          <wp:inline distT="0" distB="0" distL="0" distR="0" wp14:anchorId="201BDD3B" wp14:editId="54226849">
+            <wp:extent cx="6858000" cy="3745230"/>
+            <wp:effectExtent l="0" t="0" r="0" b="1270"/>
+            <wp:docPr id="4" name="Picture 4" descr="Graphical user interface, text, application&#10;&#10;Description automatically generated"/>
+            <wp:cNvGraphicFramePr>
+              <a:graphicFrameLocks xmlns:a="http://schemas.openxmlformats.org/drawingml/2006/main" noChangeAspect="1"/>
+            </wp:cNvGraphicFramePr>
+            <a:graphic xmlns:a="http://schemas.openxmlformats.org/drawingml/2006/main">
+              <a:graphicData uri="http://schemas.openxmlformats.org/drawingml/2006/picture">
+                <pic:pic xmlns:pic="http://schemas.openxmlformats.org/drawingml/2006/picture">
+                  <pic:nvPicPr>
+                    <pic:cNvPr id="4" name="Picture 4" descr="Graphical user interface, text, application&#10;&#10;Description automatically generated"/>
+                    <pic:cNvPicPr/>
+                  </pic:nvPicPr>
+                  <pic:blipFill>
+                    <a:blip r:embed="rId46">
+                      <a:extLst>
+                        <a:ext uri="{28A0092B-C50C-407E-A947-70E740481C1C}">
+                          <a14:useLocalDpi xmlns:a14="http://schemas.microsoft.com/office/drawing/2010/main" val="0"/>
+                        </a:ext>
+                      </a:extLst>
+                    </a:blip>
+                    <a:stretch>
+                      <a:fillRect/>
+                    </a:stretch>
+                  </pic:blipFill>
+                  <pic:spPr>
+                    <a:xfrm>
+                      <a:off x="0" y="0"/>
+                      <a:ext cx="6858000" cy="3745230"/>
+                    </a:xfrm>
+                    <a:prstGeom prst="rect">
+                      <a:avLst/>
+                    </a:prstGeom>
+                  </pic:spPr>
+                </pic:pic>
+              </a:graphicData>
+            </a:graphic>
+          </wp:inline>
+        </w:drawing>
+      </w:r>
+    </w:p>
+    <w:p/>
+    <w:p>
+      <w:r>
+        <w:t>Entities</w:t>
+      </w:r>
+      <w:r>
+        <w:t xml:space="preserve"> that </w:t>
+      </w:r>
+      <w:r>
+        <w:t>are part of the model data upload.</w:t>
+      </w:r>
     </w:p>
     <w:tbl>
       <w:tblPr>
@@ -6425,7 +5929,7 @@
                 <w:szCs w:val="21"/>
               </w:rPr>
             </w:pPr>
-            <w:hyperlink r:id="rId46" w:anchor="entityTypes/order" w:history="1">
+            <w:hyperlink r:id="rId47" w:anchor="entityTypes/order" w:history="1">
               <w:r>
                 <w:rPr>
                   <w:rStyle w:val="Hyperlink"/>
@@ -6519,22 +6023,147 @@
         </w:tc>
       </w:tr>
     </w:tbl>
-    <w:p/>
-    <w:p/>
     <w:p>
-      <w:proofErr w:type="spellStart"/>
+      <w:pPr>
+        <w:rPr>
+          <w:b/>
+          <w:bCs/>
+          <w:sz w:val="32"/>
+          <w:szCs w:val="32"/>
+        </w:rPr>
+      </w:pPr>
       <w:r>
-        <w:t>WGredmond</w:t>
+        <w:br/>
       </w:r>
-      <w:proofErr w:type="spellEnd"/>
+    </w:p>
+    <w:p>
+      <w:pPr>
+        <w:rPr>
+          <w:b/>
+          <w:bCs/>
+          <w:sz w:val="32"/>
+          <w:szCs w:val="32"/>
+        </w:rPr>
+      </w:pPr>
       <w:r>
-        <w:t xml:space="preserve"> account </w:t>
+        <w:rPr>
+          <w:b/>
+          <w:bCs/>
+          <w:sz w:val="32"/>
+          <w:szCs w:val="32"/>
+        </w:rPr>
+        <w:br w:type="page"/>
+      </w:r>
+    </w:p>
+    <w:p>
+      <w:pPr>
+        <w:rPr>
+          <w:b/>
+          <w:bCs/>
+          <w:sz w:val="32"/>
+          <w:szCs w:val="32"/>
+        </w:rPr>
+      </w:pPr>
+      <w:r>
+        <w:rPr>
+          <w:b/>
+          <w:bCs/>
+          <w:sz w:val="32"/>
+          <w:szCs w:val="32"/>
+        </w:rPr>
+        <w:lastRenderedPageBreak/>
+        <w:t>Events</w:t>
+      </w:r>
+    </w:p>
+    <w:p>
+      <w:pPr>
+        <w:rPr>
+          <w:b/>
+          <w:bCs/>
+          <w:sz w:val="32"/>
+          <w:szCs w:val="32"/>
+        </w:rPr>
+      </w:pPr>
+    </w:p>
+    <w:p>
+      <w:r>
+        <w:t xml:space="preserve">Go to AWS Console &gt; Fraud Detector service.  Under Resources &gt; </w:t>
       </w:r>
       <w:r>
-        <w:t>Entities</w:t>
+        <w:t>Events</w:t>
+      </w:r>
+      <w:r>
+        <w:t xml:space="preserve"> </w:t>
+      </w:r>
+      <w:r>
+        <w:t xml:space="preserve">we will add all necessary </w:t>
+      </w:r>
+      <w:r>
+        <w:t>e</w:t>
+      </w:r>
+      <w:r>
+        <w:t>vents</w:t>
       </w:r>
       <w:r>
         <w:t>.</w:t>
+      </w:r>
+    </w:p>
+    <w:p/>
+    <w:p>
+      <w:r>
+        <w:rPr>
+          <w:noProof/>
+        </w:rPr>
+        <w:drawing>
+          <wp:inline distT="0" distB="0" distL="0" distR="0" wp14:anchorId="42D3E585" wp14:editId="6E634563">
+            <wp:extent cx="6858000" cy="3745230"/>
+            <wp:effectExtent l="0" t="0" r="0" b="1270"/>
+            <wp:docPr id="5" name="Picture 5" descr="Graphical user interface, text, application&#10;&#10;Description automatically generated"/>
+            <wp:cNvGraphicFramePr>
+              <a:graphicFrameLocks xmlns:a="http://schemas.openxmlformats.org/drawingml/2006/main" noChangeAspect="1"/>
+            </wp:cNvGraphicFramePr>
+            <a:graphic xmlns:a="http://schemas.openxmlformats.org/drawingml/2006/main">
+              <a:graphicData uri="http://schemas.openxmlformats.org/drawingml/2006/picture">
+                <pic:pic xmlns:pic="http://schemas.openxmlformats.org/drawingml/2006/picture">
+                  <pic:nvPicPr>
+                    <pic:cNvPr id="5" name="Picture 5" descr="Graphical user interface, text, application&#10;&#10;Description automatically generated"/>
+                    <pic:cNvPicPr/>
+                  </pic:nvPicPr>
+                  <pic:blipFill>
+                    <a:blip r:embed="rId48">
+                      <a:extLst>
+                        <a:ext uri="{28A0092B-C50C-407E-A947-70E740481C1C}">
+                          <a14:useLocalDpi xmlns:a14="http://schemas.microsoft.com/office/drawing/2010/main" val="0"/>
+                        </a:ext>
+                      </a:extLst>
+                    </a:blip>
+                    <a:stretch>
+                      <a:fillRect/>
+                    </a:stretch>
+                  </pic:blipFill>
+                  <pic:spPr>
+                    <a:xfrm>
+                      <a:off x="0" y="0"/>
+                      <a:ext cx="6858000" cy="3745230"/>
+                    </a:xfrm>
+                    <a:prstGeom prst="rect">
+                      <a:avLst/>
+                    </a:prstGeom>
+                  </pic:spPr>
+                </pic:pic>
+              </a:graphicData>
+            </a:graphic>
+          </wp:inline>
+        </w:drawing>
+      </w:r>
+    </w:p>
+    <w:p/>
+    <w:p>
+      <w:r>
+        <w:t>Events</w:t>
+      </w:r>
+      <w:r>
+        <w:t xml:space="preserve"> that are part of the model data upload.</w:t>
       </w:r>
     </w:p>
     <w:tbl>
@@ -6550,413 +6179,7 @@
         <w:tblLook w:val="04A0" w:firstRow="1" w:lastRow="0" w:firstColumn="1" w:lastColumn="0" w:noHBand="0" w:noVBand="1"/>
       </w:tblPr>
       <w:tblGrid>
-        <w:gridCol w:w="1751"/>
-        <w:gridCol w:w="1215"/>
-        <w:gridCol w:w="2216"/>
-        <w:gridCol w:w="2231"/>
-      </w:tblGrid>
-      <w:tr>
-        <w:trPr>
-          <w:tblHeader/>
-          <w:tblCellSpacing w:w="15" w:type="dxa"/>
-        </w:trPr>
-        <w:tc>
-          <w:tcPr>
-            <w:tcW w:w="0" w:type="auto"/>
-            <w:vAlign w:val="center"/>
-            <w:hideMark/>
-          </w:tcPr>
-          <w:p>
-            <w:pPr>
-              <w:rPr>
-                <w:rFonts w:ascii="Helvetica Neue" w:hAnsi="Helvetica Neue"/>
-                <w:b/>
-                <w:bCs/>
-                <w:color w:val="16191F"/>
-                <w:sz w:val="21"/>
-                <w:szCs w:val="21"/>
-              </w:rPr>
-            </w:pPr>
-            <w:r>
-              <w:rPr>
-                <w:rStyle w:val="awsui-table-header-content"/>
-                <w:rFonts w:ascii="Helvetica Neue" w:hAnsi="Helvetica Neue"/>
-                <w:b/>
-                <w:bCs/>
-                <w:color w:val="16191F"/>
-                <w:sz w:val="21"/>
-                <w:szCs w:val="21"/>
-              </w:rPr>
-              <w:t>Entity type name</w:t>
-            </w:r>
-          </w:p>
-        </w:tc>
-        <w:tc>
-          <w:tcPr>
-            <w:tcW w:w="0" w:type="auto"/>
-            <w:vAlign w:val="center"/>
-            <w:hideMark/>
-          </w:tcPr>
-          <w:p>
-            <w:pPr>
-              <w:rPr>
-                <w:rFonts w:ascii="Helvetica Neue" w:hAnsi="Helvetica Neue"/>
-                <w:b/>
-                <w:bCs/>
-                <w:color w:val="16191F"/>
-                <w:sz w:val="21"/>
-                <w:szCs w:val="21"/>
-              </w:rPr>
-            </w:pPr>
-            <w:r>
-              <w:rPr>
-                <w:rStyle w:val="awsui-table-header-content"/>
-                <w:rFonts w:ascii="Helvetica Neue" w:hAnsi="Helvetica Neue"/>
-                <w:b/>
-                <w:bCs/>
-                <w:color w:val="16191F"/>
-                <w:sz w:val="21"/>
-                <w:szCs w:val="21"/>
-              </w:rPr>
-              <w:t>Description</w:t>
-            </w:r>
-          </w:p>
-        </w:tc>
-        <w:tc>
-          <w:tcPr>
-            <w:tcW w:w="0" w:type="auto"/>
-            <w:vAlign w:val="center"/>
-            <w:hideMark/>
-          </w:tcPr>
-          <w:p>
-            <w:pPr>
-              <w:rPr>
-                <w:rFonts w:ascii="Helvetica Neue" w:hAnsi="Helvetica Neue"/>
-                <w:b/>
-                <w:bCs/>
-                <w:color w:val="16191F"/>
-                <w:sz w:val="21"/>
-                <w:szCs w:val="21"/>
-              </w:rPr>
-            </w:pPr>
-            <w:r>
-              <w:rPr>
-                <w:rStyle w:val="awsui-table-header-content"/>
-                <w:rFonts w:ascii="Helvetica Neue" w:hAnsi="Helvetica Neue"/>
-                <w:b/>
-                <w:bCs/>
-                <w:color w:val="16191F"/>
-                <w:sz w:val="21"/>
-                <w:szCs w:val="21"/>
-              </w:rPr>
-              <w:t>Date created</w:t>
-            </w:r>
-          </w:p>
-        </w:tc>
-        <w:tc>
-          <w:tcPr>
-            <w:tcW w:w="0" w:type="auto"/>
-            <w:vAlign w:val="center"/>
-            <w:hideMark/>
-          </w:tcPr>
-          <w:p>
-            <w:pPr>
-              <w:rPr>
-                <w:rFonts w:ascii="Helvetica Neue" w:hAnsi="Helvetica Neue"/>
-                <w:b/>
-                <w:bCs/>
-                <w:color w:val="16191F"/>
-                <w:sz w:val="21"/>
-                <w:szCs w:val="21"/>
-              </w:rPr>
-            </w:pPr>
-            <w:r>
-              <w:rPr>
-                <w:rStyle w:val="awsui-table-header-content"/>
-                <w:rFonts w:ascii="Helvetica Neue" w:hAnsi="Helvetica Neue"/>
-                <w:b/>
-                <w:bCs/>
-                <w:color w:val="16191F"/>
-                <w:sz w:val="21"/>
-                <w:szCs w:val="21"/>
-              </w:rPr>
-              <w:t>Last updated</w:t>
-            </w:r>
-          </w:p>
-        </w:tc>
-      </w:tr>
-      <w:tr>
-        <w:trPr>
-          <w:tblCellSpacing w:w="15" w:type="dxa"/>
-        </w:trPr>
-        <w:tc>
-          <w:tcPr>
-            <w:tcW w:w="0" w:type="auto"/>
-            <w:vAlign w:val="center"/>
-            <w:hideMark/>
-          </w:tcPr>
-          <w:p>
-            <w:pPr>
-              <w:rPr>
-                <w:rFonts w:ascii="Helvetica Neue" w:hAnsi="Helvetica Neue"/>
-                <w:color w:val="16191F"/>
-                <w:sz w:val="21"/>
-                <w:szCs w:val="21"/>
-              </w:rPr>
-            </w:pPr>
-            <w:hyperlink r:id="rId47" w:anchor="entityTypes/customer" w:history="1">
-              <w:r>
-                <w:rPr>
-                  <w:rStyle w:val="Hyperlink"/>
-                  <w:rFonts w:ascii="Helvetica Neue" w:hAnsi="Helvetica Neue"/>
-                  <w:sz w:val="21"/>
-                  <w:szCs w:val="21"/>
-                  <w:u w:val="none"/>
-                </w:rPr>
-                <w:t>customer</w:t>
-              </w:r>
-            </w:hyperlink>
-          </w:p>
-        </w:tc>
-        <w:tc>
-          <w:tcPr>
-            <w:tcW w:w="0" w:type="auto"/>
-            <w:vAlign w:val="center"/>
-            <w:hideMark/>
-          </w:tcPr>
-          <w:p>
-            <w:pPr>
-              <w:rPr>
-                <w:rFonts w:ascii="Helvetica Neue" w:hAnsi="Helvetica Neue"/>
-                <w:color w:val="16191F"/>
-                <w:sz w:val="21"/>
-                <w:szCs w:val="21"/>
-              </w:rPr>
-            </w:pPr>
-            <w:r>
-              <w:rPr>
-                <w:rFonts w:ascii="Helvetica Neue" w:hAnsi="Helvetica Neue"/>
-                <w:color w:val="16191F"/>
-                <w:sz w:val="21"/>
-                <w:szCs w:val="21"/>
-              </w:rPr>
-              <w:t>-</w:t>
-            </w:r>
-          </w:p>
-        </w:tc>
-        <w:tc>
-          <w:tcPr>
-            <w:tcW w:w="0" w:type="auto"/>
-            <w:vAlign w:val="center"/>
-            <w:hideMark/>
-          </w:tcPr>
-          <w:p>
-            <w:pPr>
-              <w:rPr>
-                <w:rFonts w:ascii="Helvetica Neue" w:hAnsi="Helvetica Neue"/>
-                <w:color w:val="16191F"/>
-                <w:sz w:val="21"/>
-                <w:szCs w:val="21"/>
-              </w:rPr>
-            </w:pPr>
-            <w:r>
-              <w:rPr>
-                <w:rFonts w:ascii="Helvetica Neue" w:hAnsi="Helvetica Neue"/>
-                <w:color w:val="16191F"/>
-                <w:sz w:val="21"/>
-                <w:szCs w:val="21"/>
-              </w:rPr>
-              <w:t>Thu, Aug 13, 10:18 PM</w:t>
-            </w:r>
-          </w:p>
-        </w:tc>
-        <w:tc>
-          <w:tcPr>
-            <w:tcW w:w="0" w:type="auto"/>
-            <w:vAlign w:val="center"/>
-            <w:hideMark/>
-          </w:tcPr>
-          <w:p>
-            <w:pPr>
-              <w:rPr>
-                <w:rFonts w:ascii="Helvetica Neue" w:hAnsi="Helvetica Neue"/>
-                <w:color w:val="16191F"/>
-                <w:sz w:val="21"/>
-                <w:szCs w:val="21"/>
-              </w:rPr>
-            </w:pPr>
-            <w:r>
-              <w:rPr>
-                <w:rFonts w:ascii="Helvetica Neue" w:hAnsi="Helvetica Neue"/>
-                <w:color w:val="16191F"/>
-                <w:sz w:val="21"/>
-                <w:szCs w:val="21"/>
-              </w:rPr>
-              <w:t>Thu, Aug 13, 10:18 PM</w:t>
-            </w:r>
-          </w:p>
-        </w:tc>
-      </w:tr>
-      <w:tr>
-        <w:trPr>
-          <w:tblCellSpacing w:w="15" w:type="dxa"/>
-        </w:trPr>
-        <w:tc>
-          <w:tcPr>
-            <w:tcW w:w="0" w:type="auto"/>
-            <w:vAlign w:val="center"/>
-            <w:hideMark/>
-          </w:tcPr>
-          <w:p>
-            <w:pPr>
-              <w:rPr>
-                <w:rFonts w:ascii="Helvetica Neue" w:hAnsi="Helvetica Neue"/>
-                <w:color w:val="16191F"/>
-                <w:sz w:val="21"/>
-                <w:szCs w:val="21"/>
-              </w:rPr>
-            </w:pPr>
-            <w:hyperlink r:id="rId48" w:anchor="entityTypes/order" w:history="1">
-              <w:r>
-                <w:rPr>
-                  <w:rStyle w:val="Hyperlink"/>
-                  <w:rFonts w:ascii="Helvetica Neue" w:hAnsi="Helvetica Neue"/>
-                  <w:sz w:val="21"/>
-                  <w:szCs w:val="21"/>
-                  <w:u w:val="none"/>
-                </w:rPr>
-                <w:t>order</w:t>
-              </w:r>
-            </w:hyperlink>
-          </w:p>
-        </w:tc>
-        <w:tc>
-          <w:tcPr>
-            <w:tcW w:w="0" w:type="auto"/>
-            <w:vAlign w:val="center"/>
-            <w:hideMark/>
-          </w:tcPr>
-          <w:p>
-            <w:pPr>
-              <w:rPr>
-                <w:rFonts w:ascii="Helvetica Neue" w:hAnsi="Helvetica Neue"/>
-                <w:color w:val="16191F"/>
-                <w:sz w:val="21"/>
-                <w:szCs w:val="21"/>
-              </w:rPr>
-            </w:pPr>
-            <w:r>
-              <w:rPr>
-                <w:rFonts w:ascii="Helvetica Neue" w:hAnsi="Helvetica Neue"/>
-                <w:color w:val="16191F"/>
-                <w:sz w:val="21"/>
-                <w:szCs w:val="21"/>
-              </w:rPr>
-              <w:t>-</w:t>
-            </w:r>
-          </w:p>
-        </w:tc>
-        <w:tc>
-          <w:tcPr>
-            <w:tcW w:w="0" w:type="auto"/>
-            <w:vAlign w:val="center"/>
-            <w:hideMark/>
-          </w:tcPr>
-          <w:p>
-            <w:pPr>
-              <w:rPr>
-                <w:rFonts w:ascii="Helvetica Neue" w:hAnsi="Helvetica Neue"/>
-                <w:color w:val="16191F"/>
-                <w:sz w:val="21"/>
-                <w:szCs w:val="21"/>
-              </w:rPr>
-            </w:pPr>
-            <w:r>
-              <w:rPr>
-                <w:rFonts w:ascii="Helvetica Neue" w:hAnsi="Helvetica Neue"/>
-                <w:color w:val="16191F"/>
-                <w:sz w:val="21"/>
-                <w:szCs w:val="21"/>
-              </w:rPr>
-              <w:t>Sat, Aug 15, 05:16 PM</w:t>
-            </w:r>
-          </w:p>
-        </w:tc>
-        <w:tc>
-          <w:tcPr>
-            <w:tcW w:w="0" w:type="auto"/>
-            <w:vAlign w:val="center"/>
-            <w:hideMark/>
-          </w:tcPr>
-          <w:p>
-            <w:pPr>
-              <w:rPr>
-                <w:rFonts w:ascii="Helvetica Neue" w:hAnsi="Helvetica Neue"/>
-                <w:color w:val="16191F"/>
-                <w:sz w:val="21"/>
-                <w:szCs w:val="21"/>
-              </w:rPr>
-            </w:pPr>
-            <w:r>
-              <w:rPr>
-                <w:rFonts w:ascii="Helvetica Neue" w:hAnsi="Helvetica Neue"/>
-                <w:color w:val="16191F"/>
-                <w:sz w:val="21"/>
-                <w:szCs w:val="21"/>
-              </w:rPr>
-              <w:t>Sat, Aug 15, 05:16 PM</w:t>
-            </w:r>
-          </w:p>
-        </w:tc>
-      </w:tr>
-    </w:tbl>
-    <w:p/>
-    <w:p>
-      <w:pPr>
-        <w:rPr>
-          <w:b/>
-          <w:bCs/>
-          <w:sz w:val="32"/>
-          <w:szCs w:val="32"/>
-        </w:rPr>
-      </w:pPr>
-      <w:r>
-        <w:br/>
-      </w:r>
-      <w:r>
-        <w:rPr>
-          <w:b/>
-          <w:bCs/>
-          <w:sz w:val="32"/>
-          <w:szCs w:val="32"/>
-        </w:rPr>
-        <w:t>Events</w:t>
-      </w:r>
-    </w:p>
-    <w:p>
-      <w:r>
-        <w:t>Events</w:t>
-      </w:r>
-      <w:r>
-        <w:t>.</w:t>
-      </w:r>
-    </w:p>
-    <w:p/>
-    <w:p/>
-    <w:tbl>
-      <w:tblPr>
-        <w:tblW w:w="0" w:type="auto"/>
-        <w:tblCellSpacing w:w="15" w:type="dxa"/>
-        <w:tblCellMar>
-          <w:top w:w="15" w:type="dxa"/>
-          <w:left w:w="15" w:type="dxa"/>
-          <w:bottom w:w="15" w:type="dxa"/>
-          <w:right w:w="15" w:type="dxa"/>
-        </w:tblCellMar>
-        <w:tblLook w:val="04A0" w:firstRow="1" w:lastRow="0" w:firstColumn="1" w:lastColumn="0" w:noHBand="0" w:noVBand="1"/>
-      </w:tblPr>
-      <w:tblGrid>
-        <w:gridCol w:w="1316"/>
+        <w:gridCol w:w="1530"/>
         <w:gridCol w:w="1215"/>
         <w:gridCol w:w="1235"/>
         <w:gridCol w:w="2313"/>
@@ -6968,7 +6191,7 @@
         </w:trPr>
         <w:tc>
           <w:tcPr>
-            <w:tcW w:w="0" w:type="auto"/>
+            <w:tcW w:w="1485" w:type="dxa"/>
             <w:vAlign w:val="center"/>
             <w:hideMark/>
           </w:tcPr>
@@ -6993,14 +6216,13 @@
                 <w:sz w:val="21"/>
                 <w:szCs w:val="21"/>
               </w:rPr>
-              <w:lastRenderedPageBreak/>
               <w:t>Name</w:t>
             </w:r>
           </w:p>
         </w:tc>
         <w:tc>
           <w:tcPr>
-            <w:tcW w:w="0" w:type="auto"/>
+            <w:tcW w:w="971" w:type="dxa"/>
             <w:vAlign w:val="center"/>
             <w:hideMark/>
           </w:tcPr>
@@ -7098,7 +6320,7 @@
         </w:trPr>
         <w:tc>
           <w:tcPr>
-            <w:tcW w:w="0" w:type="auto"/>
+            <w:tcW w:w="1485" w:type="dxa"/>
             <w:vAlign w:val="center"/>
             <w:hideMark/>
           </w:tcPr>
@@ -7129,7 +6351,7 @@
         </w:tc>
         <w:tc>
           <w:tcPr>
-            <w:tcW w:w="0" w:type="auto"/>
+            <w:tcW w:w="971" w:type="dxa"/>
             <w:vAlign w:val="center"/>
             <w:hideMark/>
           </w:tcPr>
@@ -7212,889 +6434,6 @@
         <w:t xml:space="preserve"> </w:t>
       </w:r>
     </w:p>
-    <w:p/>
-    <w:p>
-      <w:proofErr w:type="spellStart"/>
-      <w:r>
-        <w:t>WGredmond</w:t>
-      </w:r>
-      <w:proofErr w:type="spellEnd"/>
-      <w:r>
-        <w:t xml:space="preserve"> account </w:t>
-      </w:r>
-      <w:r>
-        <w:t>Events</w:t>
-      </w:r>
-      <w:r>
-        <w:t>.</w:t>
-      </w:r>
-    </w:p>
-    <w:tbl>
-      <w:tblPr>
-        <w:tblW w:w="0" w:type="auto"/>
-        <w:tblCellSpacing w:w="15" w:type="dxa"/>
-        <w:tblCellMar>
-          <w:top w:w="15" w:type="dxa"/>
-          <w:left w:w="15" w:type="dxa"/>
-          <w:bottom w:w="15" w:type="dxa"/>
-          <w:right w:w="15" w:type="dxa"/>
-        </w:tblCellMar>
-        <w:tblLook w:val="04A0" w:firstRow="1" w:lastRow="0" w:firstColumn="1" w:lastColumn="0" w:noHBand="0" w:noVBand="1"/>
-      </w:tblPr>
-      <w:tblGrid>
-        <w:gridCol w:w="1608"/>
-        <w:gridCol w:w="3479"/>
-        <w:gridCol w:w="1235"/>
-        <w:gridCol w:w="2355"/>
-      </w:tblGrid>
-      <w:tr>
-        <w:trPr>
-          <w:tblHeader/>
-          <w:tblCellSpacing w:w="15" w:type="dxa"/>
-        </w:trPr>
-        <w:tc>
-          <w:tcPr>
-            <w:tcW w:w="0" w:type="auto"/>
-            <w:vAlign w:val="center"/>
-            <w:hideMark/>
-          </w:tcPr>
-          <w:p>
-            <w:pPr>
-              <w:rPr>
-                <w:rFonts w:ascii="Helvetica Neue" w:hAnsi="Helvetica Neue"/>
-                <w:b/>
-                <w:bCs/>
-                <w:color w:val="16191F"/>
-                <w:sz w:val="21"/>
-                <w:szCs w:val="21"/>
-              </w:rPr>
-            </w:pPr>
-            <w:r>
-              <w:rPr>
-                <w:rStyle w:val="awsui-table-header-content"/>
-                <w:rFonts w:ascii="Helvetica Neue" w:hAnsi="Helvetica Neue"/>
-                <w:b/>
-                <w:bCs/>
-                <w:color w:val="16191F"/>
-                <w:sz w:val="21"/>
-                <w:szCs w:val="21"/>
-              </w:rPr>
-              <w:t>Name</w:t>
-            </w:r>
-          </w:p>
-        </w:tc>
-        <w:tc>
-          <w:tcPr>
-            <w:tcW w:w="0" w:type="auto"/>
-            <w:vAlign w:val="center"/>
-            <w:hideMark/>
-          </w:tcPr>
-          <w:p>
-            <w:pPr>
-              <w:rPr>
-                <w:rFonts w:ascii="Helvetica Neue" w:hAnsi="Helvetica Neue"/>
-                <w:b/>
-                <w:bCs/>
-                <w:color w:val="16191F"/>
-                <w:sz w:val="21"/>
-                <w:szCs w:val="21"/>
-              </w:rPr>
-            </w:pPr>
-            <w:r>
-              <w:rPr>
-                <w:rStyle w:val="awsui-table-header-content"/>
-                <w:rFonts w:ascii="Helvetica Neue" w:hAnsi="Helvetica Neue"/>
-                <w:b/>
-                <w:bCs/>
-                <w:color w:val="16191F"/>
-                <w:sz w:val="21"/>
-                <w:szCs w:val="21"/>
-              </w:rPr>
-              <w:t>Description</w:t>
-            </w:r>
-          </w:p>
-        </w:tc>
-        <w:tc>
-          <w:tcPr>
-            <w:tcW w:w="0" w:type="auto"/>
-            <w:vAlign w:val="center"/>
-            <w:hideMark/>
-          </w:tcPr>
-          <w:p>
-            <w:pPr>
-              <w:rPr>
-                <w:rFonts w:ascii="Helvetica Neue" w:hAnsi="Helvetica Neue"/>
-                <w:b/>
-                <w:bCs/>
-                <w:color w:val="16191F"/>
-                <w:sz w:val="21"/>
-                <w:szCs w:val="21"/>
-              </w:rPr>
-            </w:pPr>
-            <w:r>
-              <w:rPr>
-                <w:rStyle w:val="awsui-table-header-content"/>
-                <w:rFonts w:ascii="Helvetica Neue" w:hAnsi="Helvetica Neue"/>
-                <w:b/>
-                <w:bCs/>
-                <w:color w:val="16191F"/>
-                <w:sz w:val="21"/>
-                <w:szCs w:val="21"/>
-              </w:rPr>
-              <w:t>Entity types</w:t>
-            </w:r>
-          </w:p>
-        </w:tc>
-        <w:tc>
-          <w:tcPr>
-            <w:tcW w:w="0" w:type="auto"/>
-            <w:vAlign w:val="center"/>
-            <w:hideMark/>
-          </w:tcPr>
-          <w:p>
-            <w:pPr>
-              <w:rPr>
-                <w:rFonts w:ascii="Helvetica Neue" w:hAnsi="Helvetica Neue"/>
-                <w:b/>
-                <w:bCs/>
-                <w:color w:val="16191F"/>
-                <w:sz w:val="21"/>
-                <w:szCs w:val="21"/>
-              </w:rPr>
-            </w:pPr>
-            <w:r>
-              <w:rPr>
-                <w:rStyle w:val="awsui-table-header-content"/>
-                <w:rFonts w:ascii="Helvetica Neue" w:hAnsi="Helvetica Neue"/>
-                <w:b/>
-                <w:bCs/>
-                <w:color w:val="16191F"/>
-                <w:sz w:val="21"/>
-                <w:szCs w:val="21"/>
-              </w:rPr>
-              <w:t>Date created</w:t>
-            </w:r>
-          </w:p>
-        </w:tc>
-      </w:tr>
-      <w:tr>
-        <w:trPr>
-          <w:tblHeader/>
-          <w:tblCellSpacing w:w="15" w:type="dxa"/>
-        </w:trPr>
-        <w:tc>
-          <w:tcPr>
-            <w:tcW w:w="0" w:type="auto"/>
-            <w:vAlign w:val="center"/>
-            <w:hideMark/>
-          </w:tcPr>
-          <w:p>
-            <w:pPr>
-              <w:rPr>
-                <w:rFonts w:ascii="Helvetica Neue" w:hAnsi="Helvetica Neue"/>
-                <w:b/>
-                <w:bCs/>
-                <w:color w:val="16191F"/>
-                <w:sz w:val="21"/>
-                <w:szCs w:val="21"/>
-              </w:rPr>
-            </w:pPr>
-            <w:hyperlink r:id="rId50" w:anchor="getEventTypes/submit_order" w:history="1">
-              <w:proofErr w:type="spellStart"/>
-              <w:r>
-                <w:rPr>
-                  <w:rStyle w:val="Hyperlink"/>
-                  <w:rFonts w:ascii="Helvetica Neue" w:hAnsi="Helvetica Neue"/>
-                  <w:b/>
-                  <w:bCs/>
-                  <w:sz w:val="21"/>
-                  <w:szCs w:val="21"/>
-                </w:rPr>
-                <w:t>submit_order</w:t>
-              </w:r>
-              <w:proofErr w:type="spellEnd"/>
-            </w:hyperlink>
-          </w:p>
-        </w:tc>
-        <w:tc>
-          <w:tcPr>
-            <w:tcW w:w="0" w:type="auto"/>
-            <w:vAlign w:val="center"/>
-            <w:hideMark/>
-          </w:tcPr>
-          <w:p>
-            <w:pPr>
-              <w:rPr>
-                <w:rFonts w:ascii="Helvetica Neue" w:hAnsi="Helvetica Neue"/>
-                <w:b/>
-                <w:bCs/>
-                <w:color w:val="16191F"/>
-                <w:sz w:val="21"/>
-                <w:szCs w:val="21"/>
-              </w:rPr>
-            </w:pPr>
-            <w:r>
-              <w:rPr>
-                <w:rFonts w:ascii="Helvetica Neue" w:hAnsi="Helvetica Neue"/>
-                <w:b/>
-                <w:bCs/>
-                <w:color w:val="16191F"/>
-                <w:sz w:val="21"/>
-                <w:szCs w:val="21"/>
-              </w:rPr>
-              <w:t>-</w:t>
-            </w:r>
-          </w:p>
-        </w:tc>
-        <w:tc>
-          <w:tcPr>
-            <w:tcW w:w="0" w:type="auto"/>
-            <w:vAlign w:val="center"/>
-            <w:hideMark/>
-          </w:tcPr>
-          <w:p>
-            <w:pPr>
-              <w:rPr>
-                <w:rFonts w:ascii="Helvetica Neue" w:hAnsi="Helvetica Neue"/>
-                <w:b/>
-                <w:bCs/>
-                <w:color w:val="16191F"/>
-                <w:sz w:val="21"/>
-                <w:szCs w:val="21"/>
-              </w:rPr>
-            </w:pPr>
-            <w:r>
-              <w:rPr>
-                <w:rFonts w:ascii="Helvetica Neue" w:hAnsi="Helvetica Neue"/>
-                <w:b/>
-                <w:bCs/>
-                <w:color w:val="16191F"/>
-                <w:sz w:val="21"/>
-                <w:szCs w:val="21"/>
-              </w:rPr>
-              <w:t>order</w:t>
-            </w:r>
-          </w:p>
-        </w:tc>
-        <w:tc>
-          <w:tcPr>
-            <w:tcW w:w="0" w:type="auto"/>
-            <w:vAlign w:val="center"/>
-            <w:hideMark/>
-          </w:tcPr>
-          <w:p>
-            <w:pPr>
-              <w:rPr>
-                <w:rFonts w:ascii="Helvetica Neue" w:hAnsi="Helvetica Neue"/>
-                <w:b/>
-                <w:bCs/>
-                <w:color w:val="16191F"/>
-                <w:sz w:val="21"/>
-                <w:szCs w:val="21"/>
-              </w:rPr>
-            </w:pPr>
-            <w:r>
-              <w:rPr>
-                <w:rFonts w:ascii="Helvetica Neue" w:hAnsi="Helvetica Neue"/>
-                <w:b/>
-                <w:bCs/>
-                <w:color w:val="16191F"/>
-                <w:sz w:val="21"/>
-                <w:szCs w:val="21"/>
-              </w:rPr>
-              <w:t>Wed, Nov 11, 04:09 PM</w:t>
-            </w:r>
-          </w:p>
-        </w:tc>
-      </w:tr>
-      <w:tr>
-        <w:trPr>
-          <w:tblHeader/>
-          <w:tblCellSpacing w:w="15" w:type="dxa"/>
-        </w:trPr>
-        <w:tc>
-          <w:tcPr>
-            <w:tcW w:w="0" w:type="auto"/>
-            <w:vAlign w:val="center"/>
-            <w:hideMark/>
-          </w:tcPr>
-          <w:p>
-            <w:pPr>
-              <w:rPr>
-                <w:rFonts w:ascii="Helvetica Neue" w:hAnsi="Helvetica Neue"/>
-                <w:b/>
-                <w:bCs/>
-                <w:color w:val="16191F"/>
-                <w:sz w:val="21"/>
-                <w:szCs w:val="21"/>
-              </w:rPr>
-            </w:pPr>
-            <w:r>
-              <w:rPr>
-                <w:rStyle w:val="awsui-table-header-content"/>
-                <w:rFonts w:ascii="Helvetica Neue" w:hAnsi="Helvetica Neue"/>
-                <w:b/>
-                <w:bCs/>
-                <w:color w:val="16191F"/>
-                <w:sz w:val="21"/>
-                <w:szCs w:val="21"/>
-              </w:rPr>
-              <w:t>Name</w:t>
-            </w:r>
-          </w:p>
-        </w:tc>
-        <w:tc>
-          <w:tcPr>
-            <w:tcW w:w="0" w:type="auto"/>
-            <w:vAlign w:val="center"/>
-            <w:hideMark/>
-          </w:tcPr>
-          <w:p>
-            <w:pPr>
-              <w:rPr>
-                <w:rFonts w:ascii="Helvetica Neue" w:hAnsi="Helvetica Neue"/>
-                <w:b/>
-                <w:bCs/>
-                <w:color w:val="16191F"/>
-                <w:sz w:val="21"/>
-                <w:szCs w:val="21"/>
-              </w:rPr>
-            </w:pPr>
-            <w:r>
-              <w:rPr>
-                <w:rStyle w:val="awsui-table-header-content"/>
-                <w:rFonts w:ascii="Helvetica Neue" w:hAnsi="Helvetica Neue"/>
-                <w:b/>
-                <w:bCs/>
-                <w:color w:val="16191F"/>
-                <w:sz w:val="21"/>
-                <w:szCs w:val="21"/>
-              </w:rPr>
-              <w:t>Description</w:t>
-            </w:r>
-          </w:p>
-        </w:tc>
-        <w:tc>
-          <w:tcPr>
-            <w:tcW w:w="0" w:type="auto"/>
-            <w:vAlign w:val="center"/>
-            <w:hideMark/>
-          </w:tcPr>
-          <w:p>
-            <w:pPr>
-              <w:rPr>
-                <w:rFonts w:ascii="Helvetica Neue" w:hAnsi="Helvetica Neue"/>
-                <w:b/>
-                <w:bCs/>
-                <w:color w:val="16191F"/>
-                <w:sz w:val="21"/>
-                <w:szCs w:val="21"/>
-              </w:rPr>
-            </w:pPr>
-            <w:r>
-              <w:rPr>
-                <w:rStyle w:val="awsui-table-header-content"/>
-                <w:rFonts w:ascii="Helvetica Neue" w:hAnsi="Helvetica Neue"/>
-                <w:b/>
-                <w:bCs/>
-                <w:color w:val="16191F"/>
-                <w:sz w:val="21"/>
-                <w:szCs w:val="21"/>
-              </w:rPr>
-              <w:t>Entity types</w:t>
-            </w:r>
-          </w:p>
-        </w:tc>
-        <w:tc>
-          <w:tcPr>
-            <w:tcW w:w="0" w:type="auto"/>
-            <w:vAlign w:val="center"/>
-            <w:hideMark/>
-          </w:tcPr>
-          <w:p>
-            <w:pPr>
-              <w:rPr>
-                <w:rFonts w:ascii="Helvetica Neue" w:hAnsi="Helvetica Neue"/>
-                <w:b/>
-                <w:bCs/>
-                <w:color w:val="16191F"/>
-                <w:sz w:val="21"/>
-                <w:szCs w:val="21"/>
-              </w:rPr>
-            </w:pPr>
-            <w:r>
-              <w:rPr>
-                <w:rStyle w:val="awsui-table-header-content"/>
-                <w:rFonts w:ascii="Helvetica Neue" w:hAnsi="Helvetica Neue"/>
-                <w:b/>
-                <w:bCs/>
-                <w:color w:val="16191F"/>
-                <w:sz w:val="21"/>
-                <w:szCs w:val="21"/>
-              </w:rPr>
-              <w:t>Date created</w:t>
-            </w:r>
-          </w:p>
-        </w:tc>
-      </w:tr>
-      <w:tr>
-        <w:trPr>
-          <w:tblCellSpacing w:w="15" w:type="dxa"/>
-        </w:trPr>
-        <w:tc>
-          <w:tcPr>
-            <w:tcW w:w="0" w:type="auto"/>
-            <w:vAlign w:val="center"/>
-            <w:hideMark/>
-          </w:tcPr>
-          <w:p>
-            <w:pPr>
-              <w:rPr>
-                <w:rFonts w:ascii="Helvetica Neue" w:hAnsi="Helvetica Neue"/>
-                <w:color w:val="16191F"/>
-                <w:sz w:val="21"/>
-                <w:szCs w:val="21"/>
-              </w:rPr>
-            </w:pPr>
-            <w:hyperlink r:id="rId51" w:anchor="getEventTypes/create_account" w:history="1">
-              <w:proofErr w:type="spellStart"/>
-              <w:r>
-                <w:rPr>
-                  <w:rStyle w:val="Hyperlink"/>
-                  <w:rFonts w:ascii="Helvetica Neue" w:hAnsi="Helvetica Neue"/>
-                  <w:sz w:val="21"/>
-                  <w:szCs w:val="21"/>
-                  <w:u w:val="none"/>
-                </w:rPr>
-                <w:t>create_account</w:t>
-              </w:r>
-              <w:proofErr w:type="spellEnd"/>
-            </w:hyperlink>
-          </w:p>
-        </w:tc>
-        <w:tc>
-          <w:tcPr>
-            <w:tcW w:w="0" w:type="auto"/>
-            <w:vAlign w:val="center"/>
-            <w:hideMark/>
-          </w:tcPr>
-          <w:p>
-            <w:pPr>
-              <w:rPr>
-                <w:rFonts w:ascii="Helvetica Neue" w:hAnsi="Helvetica Neue"/>
-                <w:color w:val="16191F"/>
-                <w:sz w:val="21"/>
-                <w:szCs w:val="21"/>
-              </w:rPr>
-            </w:pPr>
-            <w:r>
-              <w:rPr>
-                <w:rFonts w:ascii="Helvetica Neue" w:hAnsi="Helvetica Neue"/>
-                <w:color w:val="16191F"/>
-                <w:sz w:val="21"/>
-                <w:szCs w:val="21"/>
-              </w:rPr>
-              <w:t>A new user account is created</w:t>
-            </w:r>
-          </w:p>
-        </w:tc>
-        <w:tc>
-          <w:tcPr>
-            <w:tcW w:w="0" w:type="auto"/>
-            <w:vAlign w:val="center"/>
-            <w:hideMark/>
-          </w:tcPr>
-          <w:p>
-            <w:pPr>
-              <w:rPr>
-                <w:rFonts w:ascii="Helvetica Neue" w:hAnsi="Helvetica Neue"/>
-                <w:color w:val="16191F"/>
-                <w:sz w:val="21"/>
-                <w:szCs w:val="21"/>
-              </w:rPr>
-            </w:pPr>
-            <w:r>
-              <w:rPr>
-                <w:rFonts w:ascii="Helvetica Neue" w:hAnsi="Helvetica Neue"/>
-                <w:color w:val="16191F"/>
-                <w:sz w:val="21"/>
-                <w:szCs w:val="21"/>
-              </w:rPr>
-              <w:t>customer</w:t>
-            </w:r>
-          </w:p>
-        </w:tc>
-        <w:tc>
-          <w:tcPr>
-            <w:tcW w:w="0" w:type="auto"/>
-            <w:vAlign w:val="center"/>
-            <w:hideMark/>
-          </w:tcPr>
-          <w:p>
-            <w:pPr>
-              <w:rPr>
-                <w:rFonts w:ascii="Helvetica Neue" w:hAnsi="Helvetica Neue"/>
-                <w:color w:val="16191F"/>
-                <w:sz w:val="21"/>
-                <w:szCs w:val="21"/>
-              </w:rPr>
-            </w:pPr>
-            <w:r>
-              <w:rPr>
-                <w:rFonts w:ascii="Helvetica Neue" w:hAnsi="Helvetica Neue"/>
-                <w:color w:val="16191F"/>
-                <w:sz w:val="21"/>
-                <w:szCs w:val="21"/>
-              </w:rPr>
-              <w:t>Thu, Aug 13, 10:22 PM</w:t>
-            </w:r>
-          </w:p>
-        </w:tc>
-      </w:tr>
-      <w:tr>
-        <w:trPr>
-          <w:tblCellSpacing w:w="15" w:type="dxa"/>
-        </w:trPr>
-        <w:tc>
-          <w:tcPr>
-            <w:tcW w:w="0" w:type="auto"/>
-            <w:vAlign w:val="center"/>
-            <w:hideMark/>
-          </w:tcPr>
-          <w:p>
-            <w:pPr>
-              <w:rPr>
-                <w:rFonts w:ascii="Helvetica Neue" w:hAnsi="Helvetica Neue"/>
-                <w:color w:val="16191F"/>
-                <w:sz w:val="21"/>
-                <w:szCs w:val="21"/>
-              </w:rPr>
-            </w:pPr>
-            <w:hyperlink r:id="rId52" w:anchor="getEventTypes/create_order" w:history="1">
-              <w:proofErr w:type="spellStart"/>
-              <w:r>
-                <w:rPr>
-                  <w:rStyle w:val="Hyperlink"/>
-                  <w:rFonts w:ascii="Helvetica Neue" w:hAnsi="Helvetica Neue"/>
-                  <w:sz w:val="21"/>
-                  <w:szCs w:val="21"/>
-                  <w:u w:val="none"/>
-                </w:rPr>
-                <w:t>create_order</w:t>
-              </w:r>
-              <w:proofErr w:type="spellEnd"/>
-            </w:hyperlink>
-          </w:p>
-        </w:tc>
-        <w:tc>
-          <w:tcPr>
-            <w:tcW w:w="0" w:type="auto"/>
-            <w:vAlign w:val="center"/>
-            <w:hideMark/>
-          </w:tcPr>
-          <w:p>
-            <w:pPr>
-              <w:rPr>
-                <w:rFonts w:ascii="Helvetica Neue" w:hAnsi="Helvetica Neue"/>
-                <w:color w:val="16191F"/>
-                <w:sz w:val="21"/>
-                <w:szCs w:val="21"/>
-              </w:rPr>
-            </w:pPr>
-            <w:r>
-              <w:rPr>
-                <w:rFonts w:ascii="Helvetica Neue" w:hAnsi="Helvetica Neue"/>
-                <w:color w:val="16191F"/>
-                <w:sz w:val="21"/>
-                <w:szCs w:val="21"/>
-              </w:rPr>
-              <w:t>Customer creates order in storefront</w:t>
-            </w:r>
-          </w:p>
-        </w:tc>
-        <w:tc>
-          <w:tcPr>
-            <w:tcW w:w="0" w:type="auto"/>
-            <w:vAlign w:val="center"/>
-            <w:hideMark/>
-          </w:tcPr>
-          <w:p>
-            <w:pPr>
-              <w:rPr>
-                <w:rFonts w:ascii="Helvetica Neue" w:hAnsi="Helvetica Neue"/>
-                <w:color w:val="16191F"/>
-                <w:sz w:val="21"/>
-                <w:szCs w:val="21"/>
-              </w:rPr>
-            </w:pPr>
-            <w:r>
-              <w:rPr>
-                <w:rFonts w:ascii="Helvetica Neue" w:hAnsi="Helvetica Neue"/>
-                <w:color w:val="16191F"/>
-                <w:sz w:val="21"/>
-                <w:szCs w:val="21"/>
-              </w:rPr>
-              <w:t>customer</w:t>
-            </w:r>
-          </w:p>
-        </w:tc>
-        <w:tc>
-          <w:tcPr>
-            <w:tcW w:w="0" w:type="auto"/>
-            <w:vAlign w:val="center"/>
-            <w:hideMark/>
-          </w:tcPr>
-          <w:p>
-            <w:pPr>
-              <w:rPr>
-                <w:rFonts w:ascii="Helvetica Neue" w:hAnsi="Helvetica Neue"/>
-                <w:color w:val="16191F"/>
-                <w:sz w:val="21"/>
-                <w:szCs w:val="21"/>
-              </w:rPr>
-            </w:pPr>
-            <w:r>
-              <w:rPr>
-                <w:rFonts w:ascii="Helvetica Neue" w:hAnsi="Helvetica Neue"/>
-                <w:color w:val="16191F"/>
-                <w:sz w:val="21"/>
-                <w:szCs w:val="21"/>
-              </w:rPr>
-              <w:t>Mon, Aug 17, 12:10 PM</w:t>
-            </w:r>
-          </w:p>
-        </w:tc>
-      </w:tr>
-      <w:tr>
-        <w:trPr>
-          <w:tblCellSpacing w:w="15" w:type="dxa"/>
-        </w:trPr>
-        <w:tc>
-          <w:tcPr>
-            <w:tcW w:w="0" w:type="auto"/>
-            <w:vAlign w:val="center"/>
-            <w:hideMark/>
-          </w:tcPr>
-          <w:p>
-            <w:pPr>
-              <w:rPr>
-                <w:rFonts w:ascii="Helvetica Neue" w:hAnsi="Helvetica Neue"/>
-                <w:color w:val="16191F"/>
-                <w:sz w:val="21"/>
-                <w:szCs w:val="21"/>
-              </w:rPr>
-            </w:pPr>
-            <w:hyperlink r:id="rId53" w:anchor="getEventTypes/crs_demo_order" w:history="1">
-              <w:proofErr w:type="spellStart"/>
-              <w:r>
-                <w:rPr>
-                  <w:rStyle w:val="Hyperlink"/>
-                  <w:rFonts w:ascii="Helvetica Neue" w:hAnsi="Helvetica Neue"/>
-                  <w:sz w:val="21"/>
-                  <w:szCs w:val="21"/>
-                  <w:u w:val="none"/>
-                </w:rPr>
-                <w:t>crs_demo_order</w:t>
-              </w:r>
-              <w:proofErr w:type="spellEnd"/>
-            </w:hyperlink>
-          </w:p>
-        </w:tc>
-        <w:tc>
-          <w:tcPr>
-            <w:tcW w:w="0" w:type="auto"/>
-            <w:vAlign w:val="center"/>
-            <w:hideMark/>
-          </w:tcPr>
-          <w:p>
-            <w:pPr>
-              <w:rPr>
-                <w:rFonts w:ascii="Helvetica Neue" w:hAnsi="Helvetica Neue"/>
-                <w:color w:val="16191F"/>
-                <w:sz w:val="21"/>
-                <w:szCs w:val="21"/>
-              </w:rPr>
-            </w:pPr>
-            <w:r>
-              <w:rPr>
-                <w:rFonts w:ascii="Helvetica Neue" w:hAnsi="Helvetica Neue"/>
-                <w:color w:val="16191F"/>
-                <w:sz w:val="21"/>
-                <w:szCs w:val="21"/>
-              </w:rPr>
-              <w:t>-</w:t>
-            </w:r>
-          </w:p>
-        </w:tc>
-        <w:tc>
-          <w:tcPr>
-            <w:tcW w:w="0" w:type="auto"/>
-            <w:vAlign w:val="center"/>
-            <w:hideMark/>
-          </w:tcPr>
-          <w:p>
-            <w:pPr>
-              <w:rPr>
-                <w:rFonts w:ascii="Helvetica Neue" w:hAnsi="Helvetica Neue"/>
-                <w:color w:val="16191F"/>
-                <w:sz w:val="21"/>
-                <w:szCs w:val="21"/>
-              </w:rPr>
-            </w:pPr>
-            <w:r>
-              <w:rPr>
-                <w:rFonts w:ascii="Helvetica Neue" w:hAnsi="Helvetica Neue"/>
-                <w:color w:val="16191F"/>
-                <w:sz w:val="21"/>
-                <w:szCs w:val="21"/>
-              </w:rPr>
-              <w:t>order</w:t>
-            </w:r>
-          </w:p>
-        </w:tc>
-        <w:tc>
-          <w:tcPr>
-            <w:tcW w:w="0" w:type="auto"/>
-            <w:vAlign w:val="center"/>
-            <w:hideMark/>
-          </w:tcPr>
-          <w:p>
-            <w:pPr>
-              <w:rPr>
-                <w:rFonts w:ascii="Helvetica Neue" w:hAnsi="Helvetica Neue"/>
-                <w:color w:val="16191F"/>
-                <w:sz w:val="21"/>
-                <w:szCs w:val="21"/>
-              </w:rPr>
-            </w:pPr>
-            <w:r>
-              <w:rPr>
-                <w:rFonts w:ascii="Helvetica Neue" w:hAnsi="Helvetica Neue"/>
-                <w:color w:val="16191F"/>
-                <w:sz w:val="21"/>
-                <w:szCs w:val="21"/>
-              </w:rPr>
-              <w:t>Sat, Aug 15, 05:28 PM</w:t>
-            </w:r>
-          </w:p>
-        </w:tc>
-      </w:tr>
-      <w:tr>
-        <w:trPr>
-          <w:tblCellSpacing w:w="15" w:type="dxa"/>
-        </w:trPr>
-        <w:tc>
-          <w:tcPr>
-            <w:tcW w:w="0" w:type="auto"/>
-            <w:vAlign w:val="center"/>
-            <w:hideMark/>
-          </w:tcPr>
-          <w:p>
-            <w:pPr>
-              <w:rPr>
-                <w:rFonts w:ascii="Helvetica Neue" w:hAnsi="Helvetica Neue"/>
-                <w:color w:val="16191F"/>
-                <w:sz w:val="21"/>
-                <w:szCs w:val="21"/>
-              </w:rPr>
-            </w:pPr>
-            <w:hyperlink r:id="rId54" w:anchor="getEventTypes/crs_order" w:history="1">
-              <w:proofErr w:type="spellStart"/>
-              <w:r>
-                <w:rPr>
-                  <w:rStyle w:val="Hyperlink"/>
-                  <w:rFonts w:ascii="Helvetica Neue" w:hAnsi="Helvetica Neue"/>
-                  <w:sz w:val="21"/>
-                  <w:szCs w:val="21"/>
-                  <w:u w:val="none"/>
-                </w:rPr>
-                <w:t>crs_order</w:t>
-              </w:r>
-              <w:proofErr w:type="spellEnd"/>
-            </w:hyperlink>
-          </w:p>
-        </w:tc>
-        <w:tc>
-          <w:tcPr>
-            <w:tcW w:w="0" w:type="auto"/>
-            <w:vAlign w:val="center"/>
-            <w:hideMark/>
-          </w:tcPr>
-          <w:p>
-            <w:pPr>
-              <w:rPr>
-                <w:rFonts w:ascii="Helvetica Neue" w:hAnsi="Helvetica Neue"/>
-                <w:color w:val="16191F"/>
-                <w:sz w:val="21"/>
-                <w:szCs w:val="21"/>
-              </w:rPr>
-            </w:pPr>
-            <w:r>
-              <w:rPr>
-                <w:rFonts w:ascii="Helvetica Neue" w:hAnsi="Helvetica Neue"/>
-                <w:color w:val="16191F"/>
-                <w:sz w:val="21"/>
-                <w:szCs w:val="21"/>
-              </w:rPr>
-              <w:t>-</w:t>
-            </w:r>
-          </w:p>
-        </w:tc>
-        <w:tc>
-          <w:tcPr>
-            <w:tcW w:w="0" w:type="auto"/>
-            <w:vAlign w:val="center"/>
-            <w:hideMark/>
-          </w:tcPr>
-          <w:p>
-            <w:pPr>
-              <w:rPr>
-                <w:rFonts w:ascii="Helvetica Neue" w:hAnsi="Helvetica Neue"/>
-                <w:color w:val="16191F"/>
-                <w:sz w:val="21"/>
-                <w:szCs w:val="21"/>
-              </w:rPr>
-            </w:pPr>
-            <w:r>
-              <w:rPr>
-                <w:rFonts w:ascii="Helvetica Neue" w:hAnsi="Helvetica Neue"/>
-                <w:color w:val="16191F"/>
-                <w:sz w:val="21"/>
-                <w:szCs w:val="21"/>
-              </w:rPr>
-              <w:t>order</w:t>
-            </w:r>
-          </w:p>
-        </w:tc>
-        <w:tc>
-          <w:tcPr>
-            <w:tcW w:w="0" w:type="auto"/>
-            <w:vAlign w:val="center"/>
-            <w:hideMark/>
-          </w:tcPr>
-          <w:p>
-            <w:pPr>
-              <w:rPr>
-                <w:rFonts w:ascii="Helvetica Neue" w:hAnsi="Helvetica Neue"/>
-                <w:color w:val="16191F"/>
-                <w:sz w:val="21"/>
-                <w:szCs w:val="21"/>
-              </w:rPr>
-            </w:pPr>
-            <w:r>
-              <w:rPr>
-                <w:rFonts w:ascii="Helvetica Neue" w:hAnsi="Helvetica Neue"/>
-                <w:color w:val="16191F"/>
-                <w:sz w:val="21"/>
-                <w:szCs w:val="21"/>
-              </w:rPr>
-              <w:t>Sat, Aug 15, 11:48 PM</w:t>
-            </w:r>
-          </w:p>
-        </w:tc>
-      </w:tr>
-    </w:tbl>
-    <w:p/>
     <w:p>
       <w:pPr>
         <w:rPr>
@@ -8107,6 +6446,16 @@
       <w:r>
         <w:br/>
       </w:r>
+    </w:p>
+    <w:p>
+      <w:pPr>
+        <w:rPr>
+          <w:b/>
+          <w:bCs/>
+          <w:sz w:val="32"/>
+          <w:szCs w:val="32"/>
+        </w:rPr>
+      </w:pPr>
       <w:r>
         <w:rPr>
           <w:b/>
@@ -8114,23 +6463,108 @@
           <w:sz w:val="32"/>
           <w:szCs w:val="32"/>
         </w:rPr>
+        <w:br w:type="page"/>
+      </w:r>
+    </w:p>
+    <w:p>
+      <w:pPr>
+        <w:rPr>
+          <w:b/>
+          <w:bCs/>
+          <w:sz w:val="32"/>
+          <w:szCs w:val="32"/>
+        </w:rPr>
+      </w:pPr>
+      <w:r>
+        <w:rPr>
+          <w:b/>
+          <w:bCs/>
+          <w:sz w:val="32"/>
+          <w:szCs w:val="32"/>
+        </w:rPr>
+        <w:lastRenderedPageBreak/>
         <w:t>Models</w:t>
       </w:r>
     </w:p>
     <w:p>
-      <w:proofErr w:type="spellStart"/>
       <w:r>
-        <w:t>Envalo</w:t>
-      </w:r>
-      <w:proofErr w:type="spellEnd"/>
-      <w:r>
-        <w:t xml:space="preserve"> </w:t>
+        <w:t xml:space="preserve">Go to AWS Console &gt; Fraud Detector service.  Under </w:t>
       </w:r>
       <w:r>
         <w:t>Models</w:t>
       </w:r>
       <w:r>
+        <w:t xml:space="preserve"> we add </w:t>
+      </w:r>
+      <w:r>
+        <w:t>models</w:t>
+      </w:r>
+      <w:r>
         <w:t>.</w:t>
+      </w:r>
+    </w:p>
+    <w:p/>
+    <w:p>
+      <w:r>
+        <w:rPr>
+          <w:noProof/>
+        </w:rPr>
+        <w:drawing>
+          <wp:inline distT="0" distB="0" distL="0" distR="0" wp14:anchorId="76DFD049" wp14:editId="30502A94">
+            <wp:extent cx="6858000" cy="3646805"/>
+            <wp:effectExtent l="0" t="0" r="0" b="0"/>
+            <wp:docPr id="6" name="Picture 6" descr="Graphical user interface, application&#10;&#10;Description automatically generated"/>
+            <wp:cNvGraphicFramePr>
+              <a:graphicFrameLocks xmlns:a="http://schemas.openxmlformats.org/drawingml/2006/main" noChangeAspect="1"/>
+            </wp:cNvGraphicFramePr>
+            <a:graphic xmlns:a="http://schemas.openxmlformats.org/drawingml/2006/main">
+              <a:graphicData uri="http://schemas.openxmlformats.org/drawingml/2006/picture">
+                <pic:pic xmlns:pic="http://schemas.openxmlformats.org/drawingml/2006/picture">
+                  <pic:nvPicPr>
+                    <pic:cNvPr id="6" name="Picture 6" descr="Graphical user interface, application&#10;&#10;Description automatically generated"/>
+                    <pic:cNvPicPr/>
+                  </pic:nvPicPr>
+                  <pic:blipFill>
+                    <a:blip r:embed="rId50">
+                      <a:extLst>
+                        <a:ext uri="{28A0092B-C50C-407E-A947-70E740481C1C}">
+                          <a14:useLocalDpi xmlns:a14="http://schemas.microsoft.com/office/drawing/2010/main" val="0"/>
+                        </a:ext>
+                      </a:extLst>
+                    </a:blip>
+                    <a:stretch>
+                      <a:fillRect/>
+                    </a:stretch>
+                  </pic:blipFill>
+                  <pic:spPr>
+                    <a:xfrm>
+                      <a:off x="0" y="0"/>
+                      <a:ext cx="6858000" cy="3646805"/>
+                    </a:xfrm>
+                    <a:prstGeom prst="rect">
+                      <a:avLst/>
+                    </a:prstGeom>
+                  </pic:spPr>
+                </pic:pic>
+              </a:graphicData>
+            </a:graphic>
+          </wp:inline>
+        </w:drawing>
+      </w:r>
+    </w:p>
+    <w:p/>
+    <w:p>
+      <w:r>
+        <w:t>Models</w:t>
+      </w:r>
+      <w:r>
+        <w:t xml:space="preserve"> </w:t>
+      </w:r>
+      <w:r>
+        <w:t>we have created as part of the</w:t>
+      </w:r>
+      <w:r>
+        <w:t xml:space="preserve"> data upload.</w:t>
       </w:r>
     </w:p>
     <w:tbl>
@@ -8332,7 +6766,7 @@
                 <w:szCs w:val="21"/>
               </w:rPr>
             </w:pPr>
-            <w:hyperlink r:id="rId55" w:anchor="getModels/model/enerco_historic_m1/type/online_fraud_insights" w:history="1">
+            <w:hyperlink r:id="rId51" w:anchor="getModels/model/enerco_historic_m1/type/online_fraud_insights" w:history="1">
               <w:r>
                 <w:rPr>
                   <w:rStyle w:val="Hyperlink"/>
@@ -8413,7 +6847,7 @@
                 <w:szCs w:val="21"/>
               </w:rPr>
             </w:pPr>
-            <w:hyperlink r:id="rId56" w:anchor="getEventTypes/submit_order" w:history="1">
+            <w:hyperlink r:id="rId52" w:anchor="getEventTypes/submit_order" w:history="1">
               <w:proofErr w:type="spellStart"/>
               <w:r>
                 <w:rPr>
@@ -8475,7 +6909,7 @@
                 <w:szCs w:val="21"/>
               </w:rPr>
             </w:pPr>
-            <w:hyperlink r:id="rId57" w:anchor="getModels/model/enerco_historic/type/online_fraud_insights" w:history="1">
+            <w:hyperlink r:id="rId53" w:anchor="getModels/model/enerco_historic/type/online_fraud_insights" w:history="1">
               <w:proofErr w:type="spellStart"/>
               <w:r>
                 <w:rPr>
@@ -8558,7 +6992,7 @@
                 <w:szCs w:val="21"/>
               </w:rPr>
             </w:pPr>
-            <w:hyperlink r:id="rId58" w:anchor="getEventTypes/submit_order" w:history="1">
+            <w:hyperlink r:id="rId54" w:anchor="getEventTypes/submit_order" w:history="1">
               <w:proofErr w:type="spellStart"/>
               <w:r>
                 <w:rPr>
@@ -8603,15 +7037,6 @@
       </w:tr>
     </w:tbl>
     <w:p/>
-    <w:p/>
-    <w:p>
-      <w:r>
-        <w:t>Models</w:t>
-      </w:r>
-      <w:r>
-        <w:t>.</w:t>
-      </w:r>
-    </w:p>
     <w:p/>
     <w:p/>
     <w:p>
@@ -8626,6 +7051,16 @@
       <w:r>
         <w:br/>
       </w:r>
+    </w:p>
+    <w:p>
+      <w:pPr>
+        <w:rPr>
+          <w:b/>
+          <w:bCs/>
+          <w:sz w:val="32"/>
+          <w:szCs w:val="32"/>
+        </w:rPr>
+      </w:pPr>
       <w:r>
         <w:rPr>
           <w:b/>
@@ -8633,15 +7068,369 @@
           <w:sz w:val="32"/>
           <w:szCs w:val="32"/>
         </w:rPr>
-        <w:t>Detectors</w:t>
+        <w:br w:type="page"/>
       </w:r>
     </w:p>
     <w:p>
+      <w:pPr>
+        <w:rPr>
+          <w:b/>
+          <w:bCs/>
+          <w:sz w:val="32"/>
+          <w:szCs w:val="32"/>
+        </w:rPr>
+      </w:pPr>
       <w:r>
-        <w:t>Detectors</w:t>
+        <w:rPr>
+          <w:b/>
+          <w:bCs/>
+          <w:sz w:val="32"/>
+          <w:szCs w:val="32"/>
+        </w:rPr>
+        <w:lastRenderedPageBreak/>
+        <w:t>Detector</w:t>
       </w:r>
       <w:r>
-        <w:t>.</w:t>
+        <w:rPr>
+          <w:b/>
+          <w:bCs/>
+          <w:sz w:val="32"/>
+          <w:szCs w:val="32"/>
+        </w:rPr>
+        <w:t xml:space="preserve"> and Rules</w:t>
+      </w:r>
+    </w:p>
+    <w:p/>
+    <w:p>
+      <w:r>
+        <w:rPr>
+          <w:noProof/>
+        </w:rPr>
+        <w:drawing>
+          <wp:inline distT="0" distB="0" distL="0" distR="0" wp14:anchorId="584A2B4C" wp14:editId="60AEC2AD">
+            <wp:extent cx="6858000" cy="5765800"/>
+            <wp:effectExtent l="0" t="0" r="0" b="0"/>
+            <wp:docPr id="7" name="Picture 7" descr="Graphical user interface, application&#10;&#10;Description automatically generated"/>
+            <wp:cNvGraphicFramePr>
+              <a:graphicFrameLocks xmlns:a="http://schemas.openxmlformats.org/drawingml/2006/main" noChangeAspect="1"/>
+            </wp:cNvGraphicFramePr>
+            <a:graphic xmlns:a="http://schemas.openxmlformats.org/drawingml/2006/main">
+              <a:graphicData uri="http://schemas.openxmlformats.org/drawingml/2006/picture">
+                <pic:pic xmlns:pic="http://schemas.openxmlformats.org/drawingml/2006/picture">
+                  <pic:nvPicPr>
+                    <pic:cNvPr id="7" name="Picture 7" descr="Graphical user interface, application&#10;&#10;Description automatically generated"/>
+                    <pic:cNvPicPr/>
+                  </pic:nvPicPr>
+                  <pic:blipFill>
+                    <a:blip r:embed="rId55">
+                      <a:extLst>
+                        <a:ext uri="{28A0092B-C50C-407E-A947-70E740481C1C}">
+                          <a14:useLocalDpi xmlns:a14="http://schemas.microsoft.com/office/drawing/2010/main" val="0"/>
+                        </a:ext>
+                      </a:extLst>
+                    </a:blip>
+                    <a:stretch>
+                      <a:fillRect/>
+                    </a:stretch>
+                  </pic:blipFill>
+                  <pic:spPr>
+                    <a:xfrm>
+                      <a:off x="0" y="0"/>
+                      <a:ext cx="6858000" cy="5765800"/>
+                    </a:xfrm>
+                    <a:prstGeom prst="rect">
+                      <a:avLst/>
+                    </a:prstGeom>
+                  </pic:spPr>
+                </pic:pic>
+              </a:graphicData>
+            </a:graphic>
+          </wp:inline>
+        </w:drawing>
+      </w:r>
+    </w:p>
+    <w:p/>
+    <w:p>
+      <w:r>
+        <w:t>Detector</w:t>
+      </w:r>
+      <w:r>
+        <w:t xml:space="preserve"> we will configure</w:t>
+      </w:r>
+    </w:p>
+    <w:p/>
+    <w:tbl>
+      <w:tblPr>
+        <w:tblW w:w="0" w:type="auto"/>
+        <w:tblCellSpacing w:w="15" w:type="dxa"/>
+        <w:tblCellMar>
+          <w:top w:w="15" w:type="dxa"/>
+          <w:left w:w="15" w:type="dxa"/>
+          <w:bottom w:w="15" w:type="dxa"/>
+          <w:right w:w="15" w:type="dxa"/>
+        </w:tblCellMar>
+        <w:tblLook w:val="04A0" w:firstRow="1" w:lastRow="0" w:firstColumn="1" w:lastColumn="0" w:noHBand="0" w:noVBand="1"/>
+      </w:tblPr>
+      <w:tblGrid>
+        <w:gridCol w:w="2308"/>
+        <w:gridCol w:w="1215"/>
+        <w:gridCol w:w="1517"/>
+        <w:gridCol w:w="2030"/>
+      </w:tblGrid>
+      <w:tr>
+        <w:trPr>
+          <w:tblHeader/>
+          <w:tblCellSpacing w:w="15" w:type="dxa"/>
+        </w:trPr>
+        <w:tc>
+          <w:tcPr>
+            <w:tcW w:w="2263" w:type="dxa"/>
+            <w:vAlign w:val="center"/>
+            <w:hideMark/>
+          </w:tcPr>
+          <w:p>
+            <w:pPr>
+              <w:rPr>
+                <w:rFonts w:ascii="Helvetica Neue" w:hAnsi="Helvetica Neue"/>
+                <w:b/>
+                <w:bCs/>
+                <w:color w:val="16191F"/>
+                <w:sz w:val="21"/>
+                <w:szCs w:val="21"/>
+              </w:rPr>
+            </w:pPr>
+            <w:r>
+              <w:rPr>
+                <w:rStyle w:val="awsui-table-header-content"/>
+                <w:rFonts w:ascii="Helvetica Neue" w:hAnsi="Helvetica Neue"/>
+                <w:b/>
+                <w:bCs/>
+                <w:color w:val="16191F"/>
+                <w:sz w:val="21"/>
+                <w:szCs w:val="21"/>
+              </w:rPr>
+              <w:t>Detector name</w:t>
+            </w:r>
+          </w:p>
+        </w:tc>
+        <w:tc>
+          <w:tcPr>
+            <w:tcW w:w="1185" w:type="dxa"/>
+            <w:vAlign w:val="center"/>
+            <w:hideMark/>
+          </w:tcPr>
+          <w:p>
+            <w:pPr>
+              <w:rPr>
+                <w:rFonts w:ascii="Helvetica Neue" w:hAnsi="Helvetica Neue"/>
+                <w:b/>
+                <w:bCs/>
+                <w:color w:val="16191F"/>
+                <w:sz w:val="21"/>
+                <w:szCs w:val="21"/>
+              </w:rPr>
+            </w:pPr>
+            <w:r>
+              <w:rPr>
+                <w:rStyle w:val="awsui-table-header-content"/>
+                <w:rFonts w:ascii="Helvetica Neue" w:hAnsi="Helvetica Neue"/>
+                <w:b/>
+                <w:bCs/>
+                <w:color w:val="16191F"/>
+                <w:sz w:val="21"/>
+                <w:szCs w:val="21"/>
+              </w:rPr>
+              <w:t>Description</w:t>
+            </w:r>
+          </w:p>
+        </w:tc>
+        <w:tc>
+          <w:tcPr>
+            <w:tcW w:w="1487" w:type="dxa"/>
+            <w:vAlign w:val="center"/>
+            <w:hideMark/>
+          </w:tcPr>
+          <w:p>
+            <w:pPr>
+              <w:rPr>
+                <w:rFonts w:ascii="Helvetica Neue" w:hAnsi="Helvetica Neue"/>
+                <w:b/>
+                <w:bCs/>
+                <w:color w:val="16191F"/>
+                <w:sz w:val="21"/>
+                <w:szCs w:val="21"/>
+              </w:rPr>
+            </w:pPr>
+            <w:r>
+              <w:rPr>
+                <w:rStyle w:val="awsui-table-header-content"/>
+                <w:rFonts w:ascii="Helvetica Neue" w:hAnsi="Helvetica Neue"/>
+                <w:b/>
+                <w:bCs/>
+                <w:color w:val="16191F"/>
+                <w:sz w:val="21"/>
+                <w:szCs w:val="21"/>
+              </w:rPr>
+              <w:t>Event type</w:t>
+            </w:r>
+          </w:p>
+        </w:tc>
+        <w:tc>
+          <w:tcPr>
+            <w:tcW w:w="1985" w:type="dxa"/>
+            <w:vAlign w:val="center"/>
+            <w:hideMark/>
+          </w:tcPr>
+          <w:p>
+            <w:pPr>
+              <w:rPr>
+                <w:rFonts w:ascii="Helvetica Neue" w:hAnsi="Helvetica Neue"/>
+                <w:b/>
+                <w:bCs/>
+                <w:color w:val="16191F"/>
+                <w:sz w:val="21"/>
+                <w:szCs w:val="21"/>
+              </w:rPr>
+            </w:pPr>
+            <w:r>
+              <w:rPr>
+                <w:rStyle w:val="awsui-table-header-content"/>
+                <w:rFonts w:ascii="Helvetica Neue" w:hAnsi="Helvetica Neue"/>
+                <w:b/>
+                <w:bCs/>
+                <w:color w:val="16191F"/>
+                <w:sz w:val="21"/>
+                <w:szCs w:val="21"/>
+              </w:rPr>
+              <w:t>Date created</w:t>
+            </w:r>
+          </w:p>
+        </w:tc>
+      </w:tr>
+      <w:tr>
+        <w:trPr>
+          <w:tblCellSpacing w:w="15" w:type="dxa"/>
+        </w:trPr>
+        <w:tc>
+          <w:tcPr>
+            <w:tcW w:w="2263" w:type="dxa"/>
+            <w:vAlign w:val="center"/>
+            <w:hideMark/>
+          </w:tcPr>
+          <w:p>
+            <w:pPr>
+              <w:rPr>
+                <w:rFonts w:ascii="Helvetica Neue" w:hAnsi="Helvetica Neue"/>
+                <w:color w:val="16191F"/>
+                <w:sz w:val="21"/>
+                <w:szCs w:val="21"/>
+              </w:rPr>
+            </w:pPr>
+            <w:hyperlink r:id="rId56" w:anchor="getDetectors/create_order_detector" w:history="1">
+              <w:proofErr w:type="spellStart"/>
+              <w:r>
+                <w:t>enerco_submit_order</w:t>
+              </w:r>
+              <w:proofErr w:type="spellEnd"/>
+            </w:hyperlink>
+          </w:p>
+        </w:tc>
+        <w:tc>
+          <w:tcPr>
+            <w:tcW w:w="1185" w:type="dxa"/>
+            <w:vAlign w:val="center"/>
+            <w:hideMark/>
+          </w:tcPr>
+          <w:p>
+            <w:pPr>
+              <w:rPr>
+                <w:rFonts w:ascii="Helvetica Neue" w:hAnsi="Helvetica Neue"/>
+                <w:color w:val="16191F"/>
+                <w:sz w:val="21"/>
+                <w:szCs w:val="21"/>
+              </w:rPr>
+            </w:pPr>
+            <w:r>
+              <w:rPr>
+                <w:rFonts w:ascii="Helvetica Neue" w:hAnsi="Helvetica Neue"/>
+                <w:color w:val="16191F"/>
+                <w:sz w:val="21"/>
+                <w:szCs w:val="21"/>
+              </w:rPr>
+              <w:t>-</w:t>
+            </w:r>
+          </w:p>
+        </w:tc>
+        <w:tc>
+          <w:tcPr>
+            <w:tcW w:w="1487" w:type="dxa"/>
+            <w:vAlign w:val="center"/>
+            <w:hideMark/>
+          </w:tcPr>
+          <w:p>
+            <w:pPr>
+              <w:rPr>
+                <w:rFonts w:ascii="Helvetica Neue" w:hAnsi="Helvetica Neue"/>
+                <w:color w:val="16191F"/>
+                <w:sz w:val="21"/>
+                <w:szCs w:val="21"/>
+              </w:rPr>
+            </w:pPr>
+            <w:hyperlink r:id="rId57" w:anchor="getEventTypes/submit_order" w:history="1">
+              <w:proofErr w:type="spellStart"/>
+              <w:r>
+                <w:rPr>
+                  <w:rStyle w:val="Hyperlink"/>
+                  <w:rFonts w:ascii="Helvetica Neue" w:hAnsi="Helvetica Neue"/>
+                  <w:sz w:val="21"/>
+                  <w:szCs w:val="21"/>
+                  <w:u w:val="none"/>
+                </w:rPr>
+                <w:t>submit_order</w:t>
+              </w:r>
+              <w:proofErr w:type="spellEnd"/>
+            </w:hyperlink>
+          </w:p>
+        </w:tc>
+        <w:tc>
+          <w:tcPr>
+            <w:tcW w:w="1985" w:type="dxa"/>
+            <w:vAlign w:val="center"/>
+            <w:hideMark/>
+          </w:tcPr>
+          <w:p>
+            <w:pPr>
+              <w:rPr>
+                <w:rFonts w:ascii="Helvetica Neue" w:hAnsi="Helvetica Neue"/>
+                <w:color w:val="16191F"/>
+                <w:sz w:val="21"/>
+                <w:szCs w:val="21"/>
+              </w:rPr>
+            </w:pPr>
+            <w:r>
+              <w:rPr>
+                <w:rFonts w:ascii="Helvetica Neue" w:hAnsi="Helvetica Neue"/>
+                <w:color w:val="16191F"/>
+                <w:sz w:val="21"/>
+                <w:szCs w:val="21"/>
+              </w:rPr>
+              <w:t>Mon, Aug 17, 01:25 PM</w:t>
+            </w:r>
+          </w:p>
+        </w:tc>
+      </w:tr>
+    </w:tbl>
+    <w:p/>
+    <w:p/>
+    <w:p>
+      <w:r>
+        <w:t>Detector</w:t>
+      </w:r>
+      <w:r>
+        <w:t xml:space="preserve"> we </w:t>
+      </w:r>
+      <w:r>
+        <w:t>associate with the detector</w:t>
       </w:r>
     </w:p>
     <w:tbl>
@@ -8657,141 +7446,12 @@
         <w:tblLook w:val="04A0" w:firstRow="1" w:lastRow="0" w:firstColumn="1" w:lastColumn="0" w:noHBand="0" w:noVBand="1"/>
       </w:tblPr>
       <w:tblGrid>
-        <w:gridCol w:w="2308"/>
-        <w:gridCol w:w="1215"/>
-        <w:gridCol w:w="1250"/>
-        <w:gridCol w:w="2297"/>
+        <w:gridCol w:w="197"/>
+        <w:gridCol w:w="718"/>
+        <w:gridCol w:w="134"/>
+        <w:gridCol w:w="4801"/>
+        <w:gridCol w:w="1800"/>
       </w:tblGrid>
-      <w:tr>
-        <w:trPr>
-          <w:tblHeader/>
-          <w:tblCellSpacing w:w="15" w:type="dxa"/>
-        </w:trPr>
-        <w:tc>
-          <w:tcPr>
-            <w:tcW w:w="0" w:type="auto"/>
-            <w:vAlign w:val="center"/>
-            <w:hideMark/>
-          </w:tcPr>
-          <w:p>
-            <w:pPr>
-              <w:rPr>
-                <w:rFonts w:ascii="Helvetica Neue" w:hAnsi="Helvetica Neue"/>
-                <w:b/>
-                <w:bCs/>
-                <w:color w:val="16191F"/>
-                <w:sz w:val="21"/>
-                <w:szCs w:val="21"/>
-              </w:rPr>
-            </w:pPr>
-            <w:r>
-              <w:rPr>
-                <w:rStyle w:val="awsui-table-header-content"/>
-                <w:rFonts w:ascii="Helvetica Neue" w:hAnsi="Helvetica Neue"/>
-                <w:b/>
-                <w:bCs/>
-                <w:color w:val="16191F"/>
-                <w:sz w:val="21"/>
-                <w:szCs w:val="21"/>
-              </w:rPr>
-              <w:t>Detector name</w:t>
-            </w:r>
-          </w:p>
-        </w:tc>
-        <w:tc>
-          <w:tcPr>
-            <w:tcW w:w="0" w:type="auto"/>
-            <w:vAlign w:val="center"/>
-            <w:hideMark/>
-          </w:tcPr>
-          <w:p>
-            <w:pPr>
-              <w:rPr>
-                <w:rFonts w:ascii="Helvetica Neue" w:hAnsi="Helvetica Neue"/>
-                <w:b/>
-                <w:bCs/>
-                <w:color w:val="16191F"/>
-                <w:sz w:val="21"/>
-                <w:szCs w:val="21"/>
-              </w:rPr>
-            </w:pPr>
-            <w:r>
-              <w:rPr>
-                <w:rStyle w:val="awsui-table-header-content"/>
-                <w:rFonts w:ascii="Helvetica Neue" w:hAnsi="Helvetica Neue"/>
-                <w:b/>
-                <w:bCs/>
-                <w:color w:val="16191F"/>
-                <w:sz w:val="21"/>
-                <w:szCs w:val="21"/>
-              </w:rPr>
-              <w:t>Description</w:t>
-            </w:r>
-          </w:p>
-        </w:tc>
-        <w:tc>
-          <w:tcPr>
-            <w:tcW w:w="0" w:type="auto"/>
-            <w:vAlign w:val="center"/>
-            <w:hideMark/>
-          </w:tcPr>
-          <w:p>
-            <w:pPr>
-              <w:rPr>
-                <w:rFonts w:ascii="Helvetica Neue" w:hAnsi="Helvetica Neue"/>
-                <w:b/>
-                <w:bCs/>
-                <w:color w:val="16191F"/>
-                <w:sz w:val="21"/>
-                <w:szCs w:val="21"/>
-              </w:rPr>
-            </w:pPr>
-            <w:r>
-              <w:rPr>
-                <w:rStyle w:val="awsui-table-header-content"/>
-                <w:rFonts w:ascii="Helvetica Neue" w:hAnsi="Helvetica Neue"/>
-                <w:b/>
-                <w:bCs/>
-                <w:color w:val="16191F"/>
-                <w:sz w:val="21"/>
-                <w:szCs w:val="21"/>
-              </w:rPr>
-              <w:t>Event type</w:t>
-            </w:r>
-          </w:p>
-        </w:tc>
-        <w:tc>
-          <w:tcPr>
-            <w:tcW w:w="0" w:type="auto"/>
-            <w:vAlign w:val="center"/>
-            <w:hideMark/>
-          </w:tcPr>
-          <w:p>
-            <w:pPr>
-              <w:rPr>
-                <w:rFonts w:ascii="Helvetica Neue" w:hAnsi="Helvetica Neue"/>
-                <w:b/>
-                <w:bCs/>
-                <w:color w:val="16191F"/>
-                <w:sz w:val="21"/>
-                <w:szCs w:val="21"/>
-              </w:rPr>
-            </w:pPr>
-            <w:r>
-              <w:rPr>
-                <w:rStyle w:val="awsui-table-header-content"/>
-                <w:rFonts w:ascii="Helvetica Neue" w:hAnsi="Helvetica Neue"/>
-                <w:b/>
-                <w:bCs/>
-                <w:color w:val="16191F"/>
-                <w:sz w:val="21"/>
-                <w:szCs w:val="21"/>
-              </w:rPr>
-              <w:t>Date created</w:t>
-            </w:r>
-          </w:p>
-        </w:tc>
-      </w:tr>
       <w:tr>
         <w:trPr>
           <w:tblCellSpacing w:w="15" w:type="dxa"/>
@@ -8803,28 +7463,9 @@
             <w:hideMark/>
           </w:tcPr>
           <w:p>
-            <w:pPr>
-              <w:rPr>
-                <w:rFonts w:ascii="Helvetica Neue" w:hAnsi="Helvetica Neue"/>
-                <w:color w:val="16191F"/>
-                <w:sz w:val="21"/>
-                <w:szCs w:val="21"/>
-              </w:rPr>
-            </w:pPr>
-            <w:hyperlink r:id="rId59" w:anchor="getDetectors/create_order_detector" w:history="1">
-              <w:proofErr w:type="spellStart"/>
-              <w:r>
-                <w:rPr>
-                  <w:rStyle w:val="Hyperlink"/>
-                  <w:rFonts w:ascii="Helvetica Neue" w:hAnsi="Helvetica Neue"/>
-                  <w:sz w:val="21"/>
-                  <w:szCs w:val="21"/>
-                  <w:u w:val="none"/>
-                </w:rPr>
-                <w:t>create_order_detector</w:t>
-              </w:r>
-              <w:proofErr w:type="spellEnd"/>
-            </w:hyperlink>
+            <w:r>
+              <w:t>1</w:t>
+            </w:r>
           </w:p>
         </w:tc>
         <w:tc>
@@ -8834,878 +7475,7 @@
             <w:hideMark/>
           </w:tcPr>
           <w:p>
-            <w:pPr>
-              <w:rPr>
-                <w:rFonts w:ascii="Helvetica Neue" w:hAnsi="Helvetica Neue"/>
-                <w:color w:val="16191F"/>
-                <w:sz w:val="21"/>
-                <w:szCs w:val="21"/>
-              </w:rPr>
-            </w:pPr>
-            <w:r>
-              <w:rPr>
-                <w:rFonts w:ascii="Helvetica Neue" w:hAnsi="Helvetica Neue"/>
-                <w:color w:val="16191F"/>
-                <w:sz w:val="21"/>
-                <w:szCs w:val="21"/>
-              </w:rPr>
-              <w:t>-</w:t>
-            </w:r>
-          </w:p>
-        </w:tc>
-        <w:tc>
-          <w:tcPr>
-            <w:tcW w:w="0" w:type="auto"/>
-            <w:vAlign w:val="center"/>
-            <w:hideMark/>
-          </w:tcPr>
-          <w:p>
-            <w:pPr>
-              <w:rPr>
-                <w:rFonts w:ascii="Helvetica Neue" w:hAnsi="Helvetica Neue"/>
-                <w:color w:val="16191F"/>
-                <w:sz w:val="21"/>
-                <w:szCs w:val="21"/>
-              </w:rPr>
-            </w:pPr>
-            <w:hyperlink r:id="rId60" w:anchor="getEventTypes/create_order" w:history="1">
-              <w:proofErr w:type="spellStart"/>
-              <w:r>
-                <w:rPr>
-                  <w:rStyle w:val="Hyperlink"/>
-                  <w:rFonts w:ascii="Helvetica Neue" w:hAnsi="Helvetica Neue"/>
-                  <w:sz w:val="21"/>
-                  <w:szCs w:val="21"/>
-                  <w:u w:val="none"/>
-                </w:rPr>
-                <w:t>create_order</w:t>
-              </w:r>
-              <w:proofErr w:type="spellEnd"/>
-            </w:hyperlink>
-          </w:p>
-        </w:tc>
-        <w:tc>
-          <w:tcPr>
-            <w:tcW w:w="0" w:type="auto"/>
-            <w:vAlign w:val="center"/>
-            <w:hideMark/>
-          </w:tcPr>
-          <w:p>
-            <w:pPr>
-              <w:rPr>
-                <w:rFonts w:ascii="Helvetica Neue" w:hAnsi="Helvetica Neue"/>
-                <w:color w:val="16191F"/>
-                <w:sz w:val="21"/>
-                <w:szCs w:val="21"/>
-              </w:rPr>
-            </w:pPr>
-            <w:r>
-              <w:rPr>
-                <w:rFonts w:ascii="Helvetica Neue" w:hAnsi="Helvetica Neue"/>
-                <w:color w:val="16191F"/>
-                <w:sz w:val="21"/>
-                <w:szCs w:val="21"/>
-              </w:rPr>
-              <w:t>Mon, Aug 17, 01:25 PM</w:t>
-            </w:r>
-          </w:p>
-        </w:tc>
-      </w:tr>
-      <w:tr>
-        <w:trPr>
-          <w:tblCellSpacing w:w="15" w:type="dxa"/>
-        </w:trPr>
-        <w:tc>
-          <w:tcPr>
-            <w:tcW w:w="0" w:type="auto"/>
-            <w:vAlign w:val="center"/>
-            <w:hideMark/>
-          </w:tcPr>
-          <w:p>
-            <w:pPr>
-              <w:rPr>
-                <w:rFonts w:ascii="Helvetica Neue" w:hAnsi="Helvetica Neue"/>
-                <w:color w:val="16191F"/>
-                <w:sz w:val="21"/>
-                <w:szCs w:val="21"/>
-              </w:rPr>
-            </w:pPr>
-            <w:hyperlink r:id="rId61" w:anchor="getDetectors/detector_july_aug_2020" w:history="1">
-              <w:r>
-                <w:rPr>
-                  <w:rStyle w:val="Hyperlink"/>
-                  <w:rFonts w:ascii="Helvetica Neue" w:hAnsi="Helvetica Neue"/>
-                  <w:sz w:val="21"/>
-                  <w:szCs w:val="21"/>
-                  <w:u w:val="none"/>
-                </w:rPr>
-                <w:t>detector_july_aug_2020</w:t>
-              </w:r>
-            </w:hyperlink>
-          </w:p>
-        </w:tc>
-        <w:tc>
-          <w:tcPr>
-            <w:tcW w:w="0" w:type="auto"/>
-            <w:vAlign w:val="center"/>
-            <w:hideMark/>
-          </w:tcPr>
-          <w:p>
-            <w:pPr>
-              <w:rPr>
-                <w:rFonts w:ascii="Helvetica Neue" w:hAnsi="Helvetica Neue"/>
-                <w:color w:val="16191F"/>
-                <w:sz w:val="21"/>
-                <w:szCs w:val="21"/>
-              </w:rPr>
-            </w:pPr>
-            <w:r>
-              <w:rPr>
-                <w:rFonts w:ascii="Helvetica Neue" w:hAnsi="Helvetica Neue"/>
-                <w:color w:val="16191F"/>
-                <w:sz w:val="21"/>
-                <w:szCs w:val="21"/>
-              </w:rPr>
-              <w:t>-</w:t>
-            </w:r>
-          </w:p>
-        </w:tc>
-        <w:tc>
-          <w:tcPr>
-            <w:tcW w:w="0" w:type="auto"/>
-            <w:vAlign w:val="center"/>
-            <w:hideMark/>
-          </w:tcPr>
-          <w:p>
-            <w:pPr>
-              <w:rPr>
-                <w:rFonts w:ascii="Helvetica Neue" w:hAnsi="Helvetica Neue"/>
-                <w:color w:val="16191F"/>
-                <w:sz w:val="21"/>
-                <w:szCs w:val="21"/>
-              </w:rPr>
-            </w:pPr>
-            <w:hyperlink r:id="rId62" w:anchor="getEventTypes/create_order" w:history="1">
-              <w:proofErr w:type="spellStart"/>
-              <w:r>
-                <w:rPr>
-                  <w:rStyle w:val="Hyperlink"/>
-                  <w:rFonts w:ascii="Helvetica Neue" w:hAnsi="Helvetica Neue"/>
-                  <w:sz w:val="21"/>
-                  <w:szCs w:val="21"/>
-                  <w:u w:val="none"/>
-                </w:rPr>
-                <w:t>create_order</w:t>
-              </w:r>
-              <w:proofErr w:type="spellEnd"/>
-            </w:hyperlink>
-          </w:p>
-        </w:tc>
-        <w:tc>
-          <w:tcPr>
-            <w:tcW w:w="0" w:type="auto"/>
-            <w:vAlign w:val="center"/>
-            <w:hideMark/>
-          </w:tcPr>
-          <w:p>
-            <w:pPr>
-              <w:rPr>
-                <w:rFonts w:ascii="Helvetica Neue" w:hAnsi="Helvetica Neue"/>
-                <w:color w:val="16191F"/>
-                <w:sz w:val="21"/>
-                <w:szCs w:val="21"/>
-              </w:rPr>
-            </w:pPr>
-            <w:r>
-              <w:rPr>
-                <w:rFonts w:ascii="Helvetica Neue" w:hAnsi="Helvetica Neue"/>
-                <w:color w:val="16191F"/>
-                <w:sz w:val="21"/>
-                <w:szCs w:val="21"/>
-              </w:rPr>
-              <w:t>Thu, Aug 27, 07:00 PM</w:t>
-            </w:r>
-          </w:p>
-        </w:tc>
-      </w:tr>
-    </w:tbl>
-    <w:p/>
-    <w:p>
-      <w:pPr>
-        <w:pStyle w:val="Heading2"/>
-        <w:spacing w:before="0" w:beforeAutospacing="0" w:after="0" w:afterAutospacing="0"/>
-        <w:rPr>
-          <w:rFonts w:ascii="inherit" w:hAnsi="inherit"/>
-          <w:color w:val="16191F"/>
-        </w:rPr>
-      </w:pPr>
-      <w:r>
-        <w:rPr>
-          <w:rFonts w:ascii="inherit" w:hAnsi="inherit"/>
-          <w:color w:val="16191F"/>
-        </w:rPr>
-        <w:t>Detector details</w:t>
-      </w:r>
-    </w:p>
-    <w:p>
-      <w:pPr>
-        <w:rPr>
-          <w:rFonts w:ascii="Helvetica Neue" w:hAnsi="Helvetica Neue"/>
-          <w:b/>
-          <w:bCs/>
-          <w:color w:val="16191F"/>
-        </w:rPr>
-      </w:pPr>
-      <w:r>
-        <w:rPr>
-          <w:rFonts w:ascii="Helvetica Neue" w:hAnsi="Helvetica Neue"/>
-          <w:b/>
-          <w:bCs/>
-          <w:color w:val="16191F"/>
-        </w:rPr>
-        <w:t>Edit description</w:t>
-      </w:r>
-    </w:p>
-    <w:p>
-      <w:pPr>
-        <w:rPr>
-          <w:rFonts w:ascii="Times New Roman" w:hAnsi="Times New Roman"/>
-        </w:rPr>
-      </w:pPr>
-      <w:r>
-        <w:t>Date created</w:t>
-      </w:r>
-    </w:p>
-    <w:p>
-      <w:r>
-        <w:t>Thu, Aug 27, 07:00 PM</w:t>
-      </w:r>
-    </w:p>
-    <w:p>
-      <w:r>
-        <w:t>Event type</w:t>
-      </w:r>
-    </w:p>
-    <w:p>
-      <w:hyperlink r:id="rId63" w:anchor="getEventTypes/create_order" w:history="1">
-        <w:proofErr w:type="spellStart"/>
-        <w:r>
-          <w:rPr>
-            <w:rStyle w:val="Hyperlink"/>
-          </w:rPr>
-          <w:t>create_order</w:t>
-        </w:r>
-        <w:proofErr w:type="spellEnd"/>
-      </w:hyperlink>
-    </w:p>
-    <w:p>
-      <w:r>
-        <w:t>Description</w:t>
-      </w:r>
-    </w:p>
-    <w:p>
-      <w:r>
-        <w:t>-</w:t>
-      </w:r>
-    </w:p>
-    <w:p>
-      <w:r>
-        <w:t>ARN</w:t>
-      </w:r>
-    </w:p>
-    <w:p>
-      <w:pPr>
-        <w:wordWrap w:val="0"/>
-      </w:pPr>
-      <w:proofErr w:type="gramStart"/>
-      <w:r>
-        <w:rPr>
-          <w:rStyle w:val="awsui-popovertrigger"/>
-        </w:rPr>
-        <w:t>arn:aws</w:t>
-      </w:r>
-      <w:proofErr w:type="gramEnd"/>
-      <w:r>
-        <w:rPr>
-          <w:rStyle w:val="awsui-popovertrigger"/>
-        </w:rPr>
-        <w:t>:frauddetector:us-east-1:346267795043:detector/detector_july_aug_2020</w:t>
-      </w:r>
-    </w:p>
-    <w:p/>
-    <w:p>
-      <w:pPr>
-        <w:pStyle w:val="Heading1"/>
-        <w:shd w:val="clear" w:color="auto" w:fill="F2F3F3"/>
-        <w:spacing w:before="0"/>
-        <w:rPr>
-          <w:rFonts w:ascii="inherit" w:hAnsi="inherit"/>
-          <w:color w:val="16191F"/>
-        </w:rPr>
-      </w:pPr>
-      <w:r>
-        <w:rPr>
-          <w:rFonts w:ascii="inherit" w:hAnsi="inherit"/>
-          <w:b/>
-          <w:bCs/>
-          <w:color w:val="16191F"/>
-        </w:rPr>
-        <w:t>detector_july_aug_2020 (Version 1)</w:t>
-      </w:r>
-    </w:p>
-    <w:p>
-      <w:pPr>
-        <w:shd w:val="clear" w:color="auto" w:fill="F2F3F3"/>
-        <w:rPr>
-          <w:rFonts w:ascii="Helvetica Neue" w:hAnsi="Helvetica Neue"/>
-          <w:color w:val="16191F"/>
-          <w:sz w:val="21"/>
-          <w:szCs w:val="21"/>
-        </w:rPr>
-      </w:pPr>
-      <w:r>
-        <w:rPr>
-          <w:rFonts w:ascii="Helvetica Neue" w:hAnsi="Helvetica Neue"/>
-          <w:color w:val="16191F"/>
-          <w:sz w:val="21"/>
-          <w:szCs w:val="21"/>
-        </w:rPr>
-        <w:t>Actions</w:t>
-      </w:r>
-    </w:p>
-    <w:p>
-      <w:pPr>
-        <w:pStyle w:val="Heading2"/>
-        <w:shd w:val="clear" w:color="auto" w:fill="F2F3F3"/>
-        <w:spacing w:before="0" w:beforeAutospacing="0" w:after="0" w:afterAutospacing="0"/>
-        <w:rPr>
-          <w:rFonts w:ascii="inherit" w:hAnsi="inherit"/>
-          <w:color w:val="16191F"/>
-        </w:rPr>
-      </w:pPr>
-      <w:r>
-        <w:rPr>
-          <w:rFonts w:ascii="inherit" w:hAnsi="inherit"/>
-          <w:color w:val="16191F"/>
-        </w:rPr>
-        <w:t>Details</w:t>
-      </w:r>
-    </w:p>
-    <w:p>
-      <w:pPr>
-        <w:shd w:val="clear" w:color="auto" w:fill="F2F3F3"/>
-        <w:rPr>
-          <w:rFonts w:ascii="Helvetica Neue" w:hAnsi="Helvetica Neue"/>
-          <w:color w:val="16191F"/>
-          <w:sz w:val="21"/>
-          <w:szCs w:val="21"/>
-        </w:rPr>
-      </w:pPr>
-      <w:r>
-        <w:rPr>
-          <w:rFonts w:ascii="Helvetica Neue" w:hAnsi="Helvetica Neue"/>
-          <w:color w:val="16191F"/>
-          <w:sz w:val="21"/>
-          <w:szCs w:val="21"/>
-        </w:rPr>
-        <w:t>Status</w:t>
-      </w:r>
-    </w:p>
-    <w:p>
-      <w:pPr>
-        <w:shd w:val="clear" w:color="auto" w:fill="F2F3F3"/>
-        <w:rPr>
-          <w:rFonts w:ascii="Helvetica Neue" w:hAnsi="Helvetica Neue"/>
-          <w:color w:val="16191F"/>
-          <w:sz w:val="21"/>
-          <w:szCs w:val="21"/>
-        </w:rPr>
-      </w:pPr>
-      <w:r>
-        <w:rPr>
-          <w:rFonts w:ascii="Helvetica Neue" w:hAnsi="Helvetica Neue"/>
-          <w:color w:val="16191F"/>
-          <w:sz w:val="21"/>
-          <w:szCs w:val="21"/>
-        </w:rPr>
-        <w:lastRenderedPageBreak/>
-        <w:t>Inactive</w:t>
-      </w:r>
-    </w:p>
-    <w:p>
-      <w:pPr>
-        <w:shd w:val="clear" w:color="auto" w:fill="F2F3F3"/>
-        <w:rPr>
-          <w:rFonts w:ascii="Helvetica Neue" w:hAnsi="Helvetica Neue"/>
-          <w:color w:val="16191F"/>
-          <w:sz w:val="21"/>
-          <w:szCs w:val="21"/>
-        </w:rPr>
-      </w:pPr>
-      <w:r>
-        <w:rPr>
-          <w:rFonts w:ascii="Helvetica Neue" w:hAnsi="Helvetica Neue"/>
-          <w:color w:val="16191F"/>
-          <w:sz w:val="21"/>
-          <w:szCs w:val="21"/>
-        </w:rPr>
-        <w:t>Event type</w:t>
-      </w:r>
-    </w:p>
-    <w:p>
-      <w:pPr>
-        <w:shd w:val="clear" w:color="auto" w:fill="F2F3F3"/>
-        <w:rPr>
-          <w:rFonts w:ascii="Helvetica Neue" w:hAnsi="Helvetica Neue"/>
-          <w:color w:val="16191F"/>
-          <w:sz w:val="21"/>
-          <w:szCs w:val="21"/>
-        </w:rPr>
-      </w:pPr>
-      <w:hyperlink r:id="rId64" w:anchor="getEventTypes/create_order" w:history="1">
-        <w:proofErr w:type="spellStart"/>
-        <w:r>
-          <w:rPr>
-            <w:rStyle w:val="Hyperlink"/>
-            <w:rFonts w:ascii="Helvetica Neue" w:hAnsi="Helvetica Neue"/>
-            <w:sz w:val="21"/>
-            <w:szCs w:val="21"/>
-          </w:rPr>
-          <w:t>create_order</w:t>
-        </w:r>
-        <w:proofErr w:type="spellEnd"/>
-      </w:hyperlink>
-    </w:p>
-    <w:p>
-      <w:pPr>
-        <w:shd w:val="clear" w:color="auto" w:fill="F2F3F3"/>
-        <w:rPr>
-          <w:rFonts w:ascii="Helvetica Neue" w:hAnsi="Helvetica Neue"/>
-          <w:color w:val="16191F"/>
-          <w:sz w:val="21"/>
-          <w:szCs w:val="21"/>
-        </w:rPr>
-      </w:pPr>
-      <w:r>
-        <w:rPr>
-          <w:rFonts w:ascii="Helvetica Neue" w:hAnsi="Helvetica Neue"/>
-          <w:color w:val="16191F"/>
-          <w:sz w:val="21"/>
-          <w:szCs w:val="21"/>
-        </w:rPr>
-        <w:t>Rule execution mode</w:t>
-      </w:r>
-    </w:p>
-    <w:p>
-      <w:pPr>
-        <w:shd w:val="clear" w:color="auto" w:fill="F2F3F3"/>
-        <w:rPr>
-          <w:rFonts w:ascii="Helvetica Neue" w:hAnsi="Helvetica Neue"/>
-          <w:color w:val="16191F"/>
-          <w:sz w:val="21"/>
-          <w:szCs w:val="21"/>
-        </w:rPr>
-      </w:pPr>
-      <w:r>
-        <w:rPr>
-          <w:rFonts w:ascii="Helvetica Neue" w:hAnsi="Helvetica Neue"/>
-          <w:color w:val="16191F"/>
-          <w:sz w:val="21"/>
-          <w:szCs w:val="21"/>
-        </w:rPr>
-        <w:t>First matched</w:t>
-      </w:r>
-    </w:p>
-    <w:p>
-      <w:pPr>
-        <w:shd w:val="clear" w:color="auto" w:fill="F2F3F3"/>
-        <w:rPr>
-          <w:rFonts w:ascii="Helvetica Neue" w:hAnsi="Helvetica Neue"/>
-          <w:color w:val="16191F"/>
-          <w:sz w:val="21"/>
-          <w:szCs w:val="21"/>
-        </w:rPr>
-      </w:pPr>
-      <w:r>
-        <w:rPr>
-          <w:rFonts w:ascii="Helvetica Neue" w:hAnsi="Helvetica Neue"/>
-          <w:color w:val="16191F"/>
-          <w:sz w:val="21"/>
-          <w:szCs w:val="21"/>
-        </w:rPr>
-        <w:t>Last updated</w:t>
-      </w:r>
-    </w:p>
-    <w:p>
-      <w:pPr>
-        <w:shd w:val="clear" w:color="auto" w:fill="F2F3F3"/>
-        <w:rPr>
-          <w:rFonts w:ascii="Helvetica Neue" w:hAnsi="Helvetica Neue"/>
-          <w:color w:val="16191F"/>
-          <w:sz w:val="21"/>
-          <w:szCs w:val="21"/>
-        </w:rPr>
-      </w:pPr>
-      <w:r>
-        <w:rPr>
-          <w:rFonts w:ascii="Helvetica Neue" w:hAnsi="Helvetica Neue"/>
-          <w:color w:val="16191F"/>
-          <w:sz w:val="21"/>
-          <w:szCs w:val="21"/>
-        </w:rPr>
-        <w:t>Thu, Aug 27, 07:17 PM</w:t>
-      </w:r>
-    </w:p>
-    <w:p>
-      <w:pPr>
-        <w:shd w:val="clear" w:color="auto" w:fill="F2F3F3"/>
-        <w:rPr>
-          <w:rFonts w:ascii="Helvetica Neue" w:hAnsi="Helvetica Neue"/>
-          <w:color w:val="16191F"/>
-          <w:sz w:val="21"/>
-          <w:szCs w:val="21"/>
-        </w:rPr>
-      </w:pPr>
-      <w:r>
-        <w:rPr>
-          <w:rFonts w:ascii="Helvetica Neue" w:hAnsi="Helvetica Neue"/>
-          <w:color w:val="16191F"/>
-          <w:sz w:val="21"/>
-          <w:szCs w:val="21"/>
-        </w:rPr>
-        <w:t>Description</w:t>
-      </w:r>
-    </w:p>
-    <w:p>
-      <w:pPr>
-        <w:shd w:val="clear" w:color="auto" w:fill="F2F3F3"/>
-        <w:rPr>
-          <w:rFonts w:ascii="Helvetica Neue" w:hAnsi="Helvetica Neue"/>
-          <w:color w:val="16191F"/>
-          <w:sz w:val="21"/>
-          <w:szCs w:val="21"/>
-        </w:rPr>
-      </w:pPr>
-      <w:r>
-        <w:rPr>
-          <w:rFonts w:ascii="Helvetica Neue" w:hAnsi="Helvetica Neue"/>
-          <w:color w:val="16191F"/>
-          <w:sz w:val="21"/>
-          <w:szCs w:val="21"/>
-        </w:rPr>
-        <w:t>ARN</w:t>
-      </w:r>
-    </w:p>
-    <w:p>
-      <w:pPr>
-        <w:shd w:val="clear" w:color="auto" w:fill="F2F3F3"/>
-        <w:wordWrap w:val="0"/>
-        <w:rPr>
-          <w:rFonts w:ascii="Helvetica Neue" w:hAnsi="Helvetica Neue"/>
-          <w:color w:val="16191F"/>
-          <w:sz w:val="21"/>
-          <w:szCs w:val="21"/>
-        </w:rPr>
-      </w:pPr>
-      <w:proofErr w:type="gramStart"/>
-      <w:r>
-        <w:rPr>
-          <w:rStyle w:val="awsui-popovertrigger"/>
-          <w:rFonts w:ascii="Helvetica Neue" w:hAnsi="Helvetica Neue"/>
-          <w:color w:val="16191F"/>
-          <w:sz w:val="21"/>
-          <w:szCs w:val="21"/>
-        </w:rPr>
-        <w:t>arn:aws</w:t>
-      </w:r>
-      <w:proofErr w:type="gramEnd"/>
-      <w:r>
-        <w:rPr>
-          <w:rStyle w:val="awsui-popovertrigger"/>
-          <w:rFonts w:ascii="Helvetica Neue" w:hAnsi="Helvetica Neue"/>
-          <w:color w:val="16191F"/>
-          <w:sz w:val="21"/>
-          <w:szCs w:val="21"/>
-        </w:rPr>
-        <w:t>:frauddetector:us-east-1:346267795043:detector-version/detector_july_aug_2020/1</w:t>
-      </w:r>
-    </w:p>
-    <w:p/>
-    <w:p>
-      <w:pPr>
-        <w:pStyle w:val="Heading2"/>
-        <w:shd w:val="clear" w:color="auto" w:fill="F2F3F3"/>
-        <w:spacing w:before="0" w:beforeAutospacing="0" w:after="0" w:afterAutospacing="0"/>
-        <w:rPr>
-          <w:rFonts w:ascii="inherit" w:hAnsi="inherit"/>
-          <w:color w:val="16191F"/>
-        </w:rPr>
-      </w:pPr>
-      <w:r>
-        <w:rPr>
-          <w:rFonts w:ascii="inherit" w:hAnsi="inherit"/>
-          <w:color w:val="16191F"/>
-        </w:rPr>
-        <w:t>Rules </w:t>
-      </w:r>
-      <w:r>
-        <w:rPr>
-          <w:rStyle w:val="awsui-util-ml-xs"/>
-          <w:rFonts w:ascii="inherit" w:hAnsi="inherit"/>
-          <w:color w:val="AAB7B8"/>
-        </w:rPr>
-        <w:t>(2)</w:t>
-      </w:r>
-    </w:p>
-    <w:p>
-      <w:pPr>
-        <w:pStyle w:val="awsui-table-pagination-page-control-disabled"/>
-        <w:numPr>
-          <w:ilvl w:val="0"/>
-          <w:numId w:val="2"/>
-        </w:numPr>
-        <w:shd w:val="clear" w:color="auto" w:fill="F2F3F3"/>
-        <w:jc w:val="center"/>
-        <w:rPr>
-          <w:rFonts w:ascii="Helvetica Neue" w:hAnsi="Helvetica Neue"/>
-          <w:color w:val="16191F"/>
-          <w:sz w:val="21"/>
-          <w:szCs w:val="21"/>
-        </w:rPr>
-      </w:pPr>
-    </w:p>
-    <w:p>
-      <w:pPr>
-        <w:pStyle w:val="awsui-table-pagination-page-number"/>
-        <w:numPr>
-          <w:ilvl w:val="0"/>
-          <w:numId w:val="2"/>
-        </w:numPr>
-        <w:shd w:val="clear" w:color="auto" w:fill="F2F3F3"/>
-        <w:jc w:val="center"/>
-        <w:rPr>
-          <w:rFonts w:ascii="Helvetica Neue" w:hAnsi="Helvetica Neue"/>
-          <w:color w:val="16191F"/>
-          <w:sz w:val="21"/>
-          <w:szCs w:val="21"/>
-        </w:rPr>
-      </w:pPr>
-      <w:r>
-        <w:rPr>
-          <w:rFonts w:ascii="Helvetica Neue" w:hAnsi="Helvetica Neue"/>
-          <w:color w:val="16191F"/>
-          <w:sz w:val="21"/>
-          <w:szCs w:val="21"/>
-        </w:rPr>
-        <w:t>1</w:t>
-      </w:r>
-    </w:p>
-    <w:p>
-      <w:pPr>
-        <w:pStyle w:val="awsui-table-pagination-next-page"/>
-        <w:numPr>
-          <w:ilvl w:val="0"/>
-          <w:numId w:val="2"/>
-        </w:numPr>
-        <w:shd w:val="clear" w:color="auto" w:fill="F2F3F3"/>
-        <w:jc w:val="center"/>
-        <w:rPr>
-          <w:rFonts w:ascii="Helvetica Neue" w:hAnsi="Helvetica Neue"/>
-          <w:color w:val="16191F"/>
-          <w:sz w:val="21"/>
-          <w:szCs w:val="21"/>
-        </w:rPr>
-      </w:pPr>
-    </w:p>
-    <w:tbl>
-      <w:tblPr>
-        <w:tblW w:w="0" w:type="auto"/>
-        <w:tblCellSpacing w:w="15" w:type="dxa"/>
-        <w:tblCellMar>
-          <w:top w:w="15" w:type="dxa"/>
-          <w:left w:w="15" w:type="dxa"/>
-          <w:bottom w:w="15" w:type="dxa"/>
-          <w:right w:w="15" w:type="dxa"/>
-        </w:tblCellMar>
-        <w:tblLook w:val="04A0" w:firstRow="1" w:lastRow="0" w:firstColumn="1" w:lastColumn="0" w:noHBand="0" w:noVBand="1"/>
-      </w:tblPr>
-      <w:tblGrid>
-        <w:gridCol w:w="658"/>
-        <w:gridCol w:w="807"/>
-        <w:gridCol w:w="821"/>
-        <w:gridCol w:w="1415"/>
-        <w:gridCol w:w="5746"/>
-        <w:gridCol w:w="1353"/>
-      </w:tblGrid>
-      <w:tr>
-        <w:trPr>
-          <w:tblHeader/>
-          <w:tblCellSpacing w:w="15" w:type="dxa"/>
-        </w:trPr>
-        <w:tc>
-          <w:tcPr>
-            <w:tcW w:w="0" w:type="auto"/>
-            <w:vAlign w:val="center"/>
-            <w:hideMark/>
-          </w:tcPr>
-          <w:p>
-            <w:pPr>
-              <w:rPr>
-                <w:rFonts w:ascii="Times New Roman" w:hAnsi="Times New Roman"/>
-                <w:b/>
-                <w:bCs/>
-              </w:rPr>
-            </w:pPr>
-            <w:r>
-              <w:rPr>
-                <w:rStyle w:val="awsui-table-header-content"/>
-                <w:b/>
-                <w:bCs/>
-              </w:rPr>
-              <w:t>Order</w:t>
-            </w:r>
-          </w:p>
-        </w:tc>
-        <w:tc>
-          <w:tcPr>
-            <w:tcW w:w="0" w:type="auto"/>
-            <w:vAlign w:val="center"/>
-            <w:hideMark/>
-          </w:tcPr>
-          <w:p>
-            <w:pPr>
-              <w:rPr>
-                <w:b/>
-                <w:bCs/>
-              </w:rPr>
-            </w:pPr>
-            <w:r>
-              <w:rPr>
-                <w:rStyle w:val="awsui-table-header-content"/>
-                <w:b/>
-                <w:bCs/>
-              </w:rPr>
-              <w:t>Rule name</w:t>
-            </w:r>
-          </w:p>
-        </w:tc>
-        <w:tc>
-          <w:tcPr>
-            <w:tcW w:w="0" w:type="auto"/>
-            <w:vAlign w:val="center"/>
-            <w:hideMark/>
-          </w:tcPr>
-          <w:p>
-            <w:pPr>
-              <w:rPr>
-                <w:b/>
-                <w:bCs/>
-              </w:rPr>
-            </w:pPr>
-            <w:r>
-              <w:rPr>
-                <w:rStyle w:val="awsui-table-header-content"/>
-                <w:b/>
-                <w:bCs/>
-              </w:rPr>
-              <w:t>Version</w:t>
-            </w:r>
-          </w:p>
-        </w:tc>
-        <w:tc>
-          <w:tcPr>
-            <w:tcW w:w="0" w:type="auto"/>
-            <w:vAlign w:val="center"/>
-            <w:hideMark/>
-          </w:tcPr>
-          <w:p>
-            <w:pPr>
-              <w:rPr>
-                <w:b/>
-                <w:bCs/>
-              </w:rPr>
-            </w:pPr>
-            <w:r>
-              <w:rPr>
-                <w:rStyle w:val="awsui-table-header-content"/>
-                <w:b/>
-                <w:bCs/>
-              </w:rPr>
-              <w:t>Version description</w:t>
-            </w:r>
-          </w:p>
-        </w:tc>
-        <w:tc>
-          <w:tcPr>
-            <w:tcW w:w="0" w:type="auto"/>
-            <w:vAlign w:val="center"/>
-            <w:hideMark/>
-          </w:tcPr>
-          <w:p>
-            <w:pPr>
-              <w:rPr>
-                <w:b/>
-                <w:bCs/>
-              </w:rPr>
-            </w:pPr>
-            <w:r>
-              <w:rPr>
-                <w:rStyle w:val="awsui-table-header-content"/>
-                <w:b/>
-                <w:bCs/>
-              </w:rPr>
-              <w:t>Expression</w:t>
-            </w:r>
-          </w:p>
-        </w:tc>
-        <w:tc>
-          <w:tcPr>
-            <w:tcW w:w="0" w:type="auto"/>
-            <w:vAlign w:val="center"/>
-            <w:hideMark/>
-          </w:tcPr>
-          <w:p>
-            <w:pPr>
-              <w:rPr>
-                <w:b/>
-                <w:bCs/>
-              </w:rPr>
-            </w:pPr>
-            <w:r>
-              <w:rPr>
-                <w:rStyle w:val="awsui-table-header-content"/>
-                <w:b/>
-                <w:bCs/>
-              </w:rPr>
-              <w:t>Outcomes</w:t>
-            </w:r>
-          </w:p>
-        </w:tc>
-      </w:tr>
-      <w:tr>
-        <w:trPr>
-          <w:tblCellSpacing w:w="15" w:type="dxa"/>
-        </w:trPr>
-        <w:tc>
-          <w:tcPr>
-            <w:tcW w:w="0" w:type="auto"/>
-            <w:vAlign w:val="center"/>
-            <w:hideMark/>
-          </w:tcPr>
-          <w:p>
-            <w:r>
-              <w:t>1</w:t>
-            </w:r>
-          </w:p>
-        </w:tc>
-        <w:tc>
-          <w:tcPr>
-            <w:tcW w:w="0" w:type="auto"/>
-            <w:vAlign w:val="center"/>
-            <w:hideMark/>
-          </w:tcPr>
-          <w:p>
-            <w:hyperlink r:id="rId65" w:anchor="getDetectors/detector_july_aug_2020/getRules/cancel/1" w:history="1">
+            <w:hyperlink r:id="rId58" w:anchor="getDetectors/detector_july_aug_2020/getRules/cancel/1" w:history="1">
               <w:r>
                 <w:rPr>
                   <w:rStyle w:val="Hyperlink"/>
@@ -9723,37 +7493,25 @@
           </w:tcPr>
           <w:p>
             <w:r>
-              <w:t>1</w:t>
-            </w:r>
-          </w:p>
-        </w:tc>
-        <w:tc>
-          <w:tcPr>
-            <w:tcW w:w="0" w:type="auto"/>
-            <w:vAlign w:val="center"/>
-            <w:hideMark/>
-          </w:tcPr>
-          <w:p>
-            <w:r>
               <w:t>-</w:t>
             </w:r>
           </w:p>
         </w:tc>
         <w:tc>
           <w:tcPr>
-            <w:tcW w:w="0" w:type="auto"/>
-            <w:vAlign w:val="center"/>
-            <w:hideMark/>
-          </w:tcPr>
-          <w:p>
-            <w:r>
-              <w:t>$crs_history_july_aug_2020_insightscore &gt; 800</w:t>
-            </w:r>
-          </w:p>
-        </w:tc>
-        <w:tc>
-          <w:tcPr>
-            <w:tcW w:w="0" w:type="auto"/>
+            <w:tcW w:w="4771" w:type="dxa"/>
+            <w:vAlign w:val="center"/>
+            <w:hideMark/>
+          </w:tcPr>
+          <w:p>
+            <w:r>
+              <w:t>Score above cancel threshold</w:t>
+            </w:r>
+          </w:p>
+        </w:tc>
+        <w:tc>
+          <w:tcPr>
+            <w:tcW w:w="1755" w:type="dxa"/>
             <w:vAlign w:val="center"/>
             <w:hideMark/>
           </w:tcPr>
@@ -9789,12 +7547,12 @@
             <w:hideMark/>
           </w:tcPr>
           <w:p>
-            <w:hyperlink r:id="rId66" w:anchor="getDetectors/detector_july_aug_2020/getRules/block/1" w:history="1">
+            <w:hyperlink r:id="rId59" w:anchor="getDetectors/detector_july_aug_2020/getRules/block/1" w:history="1">
               <w:r>
                 <w:rPr>
                   <w:rStyle w:val="Hyperlink"/>
                 </w:rPr>
-                <w:t>block</w:t>
+                <w:t>review</w:t>
               </w:r>
             </w:hyperlink>
           </w:p>
@@ -9807,44 +7565,32 @@
           </w:tcPr>
           <w:p>
             <w:r>
-              <w:t>1</w:t>
-            </w:r>
-          </w:p>
-        </w:tc>
-        <w:tc>
-          <w:tcPr>
-            <w:tcW w:w="0" w:type="auto"/>
-            <w:vAlign w:val="center"/>
-            <w:hideMark/>
-          </w:tcPr>
-          <w:p>
-            <w:r>
               <w:t>-</w:t>
             </w:r>
           </w:p>
         </w:tc>
         <w:tc>
           <w:tcPr>
-            <w:tcW w:w="0" w:type="auto"/>
-            <w:vAlign w:val="center"/>
-            <w:hideMark/>
-          </w:tcPr>
-          <w:p>
-            <w:r>
-              <w:t>$crs_history_july_aug_2020_insightscore &gt; 200 and $crs_history_july_aug_2020_insightscore &lt; 800</w:t>
-            </w:r>
-          </w:p>
-        </w:tc>
-        <w:tc>
-          <w:tcPr>
-            <w:tcW w:w="0" w:type="auto"/>
+            <w:tcW w:w="4771" w:type="dxa"/>
+            <w:vAlign w:val="center"/>
+            <w:hideMark/>
+          </w:tcPr>
+          <w:p>
+            <w:r>
+              <w:t>Score between review and cancel thresholds</w:t>
+            </w:r>
+          </w:p>
+        </w:tc>
+        <w:tc>
+          <w:tcPr>
+            <w:tcW w:w="1755" w:type="dxa"/>
             <w:vAlign w:val="center"/>
             <w:hideMark/>
           </w:tcPr>
           <w:p>
             <w:proofErr w:type="spellStart"/>
             <w:r>
-              <w:t>block_order</w:t>
+              <w:t>review_order</w:t>
             </w:r>
             <w:proofErr w:type="spellEnd"/>
           </w:p>
